--- a/manual/Accouting_Manual/generated_20260408/docx/5.7_5.7 เคลียร์ (กระทบยอด) เช็ค.docx
+++ b/manual/Accouting_Manual/generated_20260408/docx/5.7_5.7 เคลียร์ (กระทบยอด) เช็ค.docx
@@ -2,6 +2,12 @@
 <file path=word/document.xml><?xml version="1.0" encoding="utf-8"?>
 <w:document xmlns:wpc="http://schemas.microsoft.com/office/word/2010/wordprocessingCanvas" xmlns:mo="http://schemas.microsoft.com/office/mac/office/2008/main" xmlns:mc="http://schemas.openxmlformats.org/markup-compatibility/2006" xmlns:mv="urn:schemas-microsoft-com:mac:vml" xmlns:o="urn:schemas-microsoft-com:office:office" xmlns:r="http://schemas.openxmlformats.org/officeDocument/2006/relationships" xmlns:m="http://schemas.openxmlformats.org/officeDocument/2006/math" xmlns:v="urn:schemas-microsoft-com:vml" xmlns:wp14="http://schemas.microsoft.com/office/word/2010/wordprocessingDrawing" xmlns:wp="http://schemas.openxmlformats.org/drawingml/2006/wordprocessingDrawing" xmlns:w10="urn:schemas-microsoft-com:office:word" xmlns:w="http://schemas.openxmlformats.org/wordprocessingml/2006/main" xmlns:w14="http://schemas.microsoft.com/office/word/2010/wordml" xmlns:wpg="http://schemas.microsoft.com/office/word/2010/wordprocessingGroup" xmlns:wpi="http://schemas.microsoft.com/office/word/2010/wordprocessingInk" xmlns:wne="http://schemas.microsoft.com/office/word/2006/wordml" xmlns:wps="http://schemas.microsoft.com/office/word/2010/wordprocessingShape" mc:Ignorable="w14 wp14">
   <w:body>
+    <w:sectPr>
+      <w:pgSz w:w="12240" w:h="15840"/>
+      <w:pgMar w:top="1008" w:right="1152" w:bottom="1008" w:left="1152" w:header="720" w:footer="720" w:gutter="0"/>
+      <w:cols w:space="720"/>
+      <w:docGrid w:linePitch="360"/>
+    </w:sectPr>
     <w:p>
       <w:pPr>
         <w:jc w:val="center"/>
@@ -80,69 +86,12 @@
         <w:pStyle w:val="ListBullet"/>
       </w:pPr>
       <w:r>
-        <w:rPr>
-          <w:rFonts w:ascii="TH Sarabun New" w:hAnsi="TH Sarabun New" w:eastAsia="TH Sarabun New"/>
-          <w:sz w:val="32"/>
-        </w:rPr>
-        <w:t>ในโมดูลเช็ค การเคลียร์เช็คคือการเปลี่ยนสถานะเช็คจาก Confirmed ไป Bank Deposit และ Done เพื่อสะท้อนว่าเช็คได้เคลื่อนไปถึงธนาคารและถูกตัดผ่านแล้ว. การเคลียร์นี้ไม่ได้หมายถึงการจับคู่ Bank Statement แบบทั่วไปอย่างเดียว แต่เป็น flow ในโมดูลเช็คที่สร้าง Journal Entry ให้ครบ.</w:t>
+        <w:t>ในโมดูลเช็ค การเคลียร์เช็คคือการเปลี่ยนสถานะเช็คจาก Confirmed ไป Bank Deposit และ Done เพื่อสะท้อนว่าเช็คได้เคลื่อนไปถึงธนาคารและถูกตัดผ่านแล้ว. การเคลียร์นี้ไม่ได้หมายถึงการจับคู่ Bank Statement แบบทั่วไปอย่างเดียว แต่เป็น ลำดับการทำงาน ในโมดูลเช็คที่สร้าง Journal Entry ให้ครบ.</w:t>
       </w:r>
     </w:p>
     <w:p>
       <w:r>
-        <w:rPr>
-          <w:rFonts w:ascii="TH Sarabun New" w:hAnsi="TH Sarabun New" w:eastAsia="TH Sarabun New"/>
-          <w:b/>
-          <w:color w:val="1F4E79"/>
-          <w:sz w:val="36"/>
-        </w:rPr>
-        <w:t>เมนูที่ใช้</w:t>
-      </w:r>
-    </w:p>
-    <w:p>
-      <w:pPr>
-        <w:pStyle w:val="ListBullet"/>
-      </w:pPr>
-      <w:r>
-        <w:rPr>
-          <w:rFonts w:ascii="TH Sarabun New" w:hAnsi="TH Sarabun New" w:eastAsia="TH Sarabun New"/>
-          <w:sz w:val="32"/>
-        </w:rPr>
-        <w:t>Cheque &gt; Cheque &gt; Cheque Paying</w:t>
-      </w:r>
-    </w:p>
-    <w:p>
-      <w:pPr>
-        <w:pStyle w:val="ListBullet"/>
-      </w:pPr>
-      <w:r>
-        <w:rPr>
-          <w:rFonts w:ascii="TH Sarabun New" w:hAnsi="TH Sarabun New" w:eastAsia="TH Sarabun New"/>
-          <w:sz w:val="32"/>
-        </w:rPr>
-        <w:t>Cheque &gt; Cheque &gt; Cheque Receiving</w:t>
-      </w:r>
-    </w:p>
-    <w:p>
-      <w:pPr>
-        <w:pStyle w:val="ListBullet"/>
-      </w:pPr>
-      <w:r>
-        <w:rPr>
-          <w:rFonts w:ascii="TH Sarabun New" w:hAnsi="TH Sarabun New" w:eastAsia="TH Sarabun New"/>
-          <w:sz w:val="32"/>
-        </w:rPr>
-        <w:t>Cheque &gt; Cheque &gt; Cheque Transactions</w:t>
-      </w:r>
-    </w:p>
-    <w:p>
-      <w:r>
-        <w:rPr>
-          <w:rFonts w:ascii="TH Sarabun New" w:hAnsi="TH Sarabun New" w:eastAsia="TH Sarabun New"/>
-          <w:b/>
-          <w:color w:val="1F4E79"/>
-          <w:sz w:val="36"/>
-        </w:rPr>
-        <w:t>ฟังก์ชันที่ทำได้จริง</w:t>
+        <w:t>สิ่งที่ทำได้ในหน้าจอนี้</w:t>
       </w:r>
     </w:p>
     <w:tbl>
@@ -338,13 +287,150 @@
     </w:tbl>
     <w:p>
       <w:r>
+        <w:t>1. เข้าใช้งานจากหน้าหลัก</w:t>
+      </w:r>
+    </w:p>
+    <w:p>
+      <w:pPr>
+        <w:pStyle w:val="ListBullet"/>
+      </w:pPr>
+      <w:r>
         <w:rPr>
           <w:rFonts w:ascii="TH Sarabun New" w:hAnsi="TH Sarabun New" w:eastAsia="TH Sarabun New"/>
-          <w:b/>
-          <w:color w:val="1F4E79"/>
-          <w:sz w:val="36"/>
+          <w:sz w:val="32"/>
         </w:rPr>
-        <w:t>ขั้นตอนการใช้งาน</w:t>
+        <w:t>Cheque &gt; Cheque &gt; Cheque Paying</w:t>
+      </w:r>
+    </w:p>
+    <w:p>
+      <w:pPr>
+        <w:pStyle w:val="ListBullet"/>
+      </w:pPr>
+      <w:r>
+        <w:rPr>
+          <w:rFonts w:ascii="TH Sarabun New" w:hAnsi="TH Sarabun New" w:eastAsia="TH Sarabun New"/>
+          <w:sz w:val="32"/>
+        </w:rPr>
+        <w:t>Cheque &gt; Cheque &gt; Cheque Receiving</w:t>
+      </w:r>
+    </w:p>
+    <w:p>
+      <w:pPr>
+        <w:pStyle w:val="ListBullet"/>
+      </w:pPr>
+      <w:r>
+        <w:rPr>
+          <w:rFonts w:ascii="TH Sarabun New" w:hAnsi="TH Sarabun New" w:eastAsia="TH Sarabun New"/>
+          <w:sz w:val="32"/>
+        </w:rPr>
+        <w:t>Cheque &gt; Cheque &gt; Cheque Transactions</w:t>
+      </w:r>
+    </w:p>
+    <w:p>
+      <w:r>
+        <w:rPr>
+          <w:b w:val="0"/>
+        </w:rPr>
+        <w:t>ให้เริ่มจากหน้า Dashboard แล้วกดเข้าโมดูลตามภาพ จากนั้นกดเมนูย่อยตามหมายเลขในภาพเพื่อเข้าสู่หน้าที่ใช้ทำรายการจริง.</w:t>
+      </w:r>
+    </w:p>
+    <w:p>
+      <w:pPr>
+        <w:jc w:val="center"/>
+      </w:pPr>
+      <w:r>
+        <w:drawing>
+          <wp:inline xmlns:a="http://schemas.openxmlformats.org/drawingml/2006/main" xmlns:pic="http://schemas.openxmlformats.org/drawingml/2006/picture">
+            <wp:extent cx="5852160" cy="4389120"/>
+            <wp:docPr id="7" name="Picture 7"/>
+            <wp:cNvGraphicFramePr>
+              <a:graphicFrameLocks noChangeAspect="1"/>
+            </wp:cNvGraphicFramePr>
+            <a:graphic>
+              <a:graphicData uri="http://schemas.openxmlformats.org/drawingml/2006/picture">
+                <pic:pic>
+                  <pic:nvPicPr>
+                    <pic:cNvPr id="0" name="image.png"/>
+                    <pic:cNvPicPr/>
+                  </pic:nvPicPr>
+                  <pic:blipFill>
+                    <a:blip r:embed="rId11"/>
+                    <a:stretch>
+                      <a:fillRect/>
+                    </a:stretch>
+                  </pic:blipFill>
+                  <pic:spPr>
+                    <a:xfrm>
+                      <a:off x="0" y="0"/>
+                      <a:ext cx="5852160" cy="4389120"/>
+                    </a:xfrm>
+                    <a:prstGeom prst="rect"/>
+                  </pic:spPr>
+                </pic:pic>
+              </a:graphicData>
+            </a:graphic>
+          </wp:inline>
+        </w:drawing>
+      </w:r>
+    </w:p>
+    <w:p>
+      <w:pPr>
+        <w:jc w:val="center"/>
+      </w:pPr>
+      <w:r>
+        <w:t>รูป 5.7A.1 หน้า Dashboard สำหรับเข้าโมดูล Cheque</w:t>
+      </w:r>
+    </w:p>
+    <w:p>
+      <w:pPr>
+        <w:jc w:val="center"/>
+      </w:pPr>
+      <w:r>
+        <w:drawing>
+          <wp:inline xmlns:a="http://schemas.openxmlformats.org/drawingml/2006/main" xmlns:pic="http://schemas.openxmlformats.org/drawingml/2006/picture">
+            <wp:extent cx="5852160" cy="4389120"/>
+            <wp:docPr id="8" name="Picture 8"/>
+            <wp:cNvGraphicFramePr>
+              <a:graphicFrameLocks noChangeAspect="1"/>
+            </wp:cNvGraphicFramePr>
+            <a:graphic>
+              <a:graphicData uri="http://schemas.openxmlformats.org/drawingml/2006/picture">
+                <pic:pic>
+                  <pic:nvPicPr>
+                    <pic:cNvPr id="0" name="image.png"/>
+                    <pic:cNvPicPr/>
+                  </pic:nvPicPr>
+                  <pic:blipFill>
+                    <a:blip r:embed="rId12"/>
+                    <a:stretch>
+                      <a:fillRect/>
+                    </a:stretch>
+                  </pic:blipFill>
+                  <pic:spPr>
+                    <a:xfrm>
+                      <a:off x="0" y="0"/>
+                      <a:ext cx="5852160" cy="4389120"/>
+                    </a:xfrm>
+                    <a:prstGeom prst="rect"/>
+                  </pic:spPr>
+                </pic:pic>
+              </a:graphicData>
+            </a:graphic>
+          </wp:inline>
+        </w:drawing>
+      </w:r>
+    </w:p>
+    <w:p>
+      <w:pPr>
+        <w:jc w:val="center"/>
+      </w:pPr>
+      <w:r>
+        <w:t>รูป 5.7A.2 เมนู Cheque &gt; Operations</w:t>
+      </w:r>
+    </w:p>
+    <w:p>
+      <w:r>
+        <w:t>2. ขั้นตอนการทำรายการ</w:t>
       </w:r>
     </w:p>
     <w:p>
@@ -377,11 +463,7 @@
     </w:p>
     <w:p>
       <w:r>
-        <w:rPr>
-          <w:rFonts w:ascii="TH Sarabun New" w:hAnsi="TH Sarabun New" w:eastAsia="TH Sarabun New"/>
-          <w:sz w:val="32"/>
-        </w:rPr>
-        <w:t>3. เมื่อเช็คเข้าสถานะ Bank Deposit แล้ว ให้กด Done เพื่อปิด flow และให้ระบบสร้างรายการบัญชีที่เกี่ยวกับธนาคารจริง.</w:t>
+        <w:t>3. เมื่อเช็คเข้าสถานะ Bank Deposit แล้ว ให้กด Done เพื่อปิด ลำดับการทำงาน และให้ระบบสร้างรายการบัญชีที่เกี่ยวกับธนาคารจริง.</w:t>
       </w:r>
     </w:p>
     <w:p>
@@ -414,340 +496,7 @@
     </w:p>
     <w:p>
       <w:r>
-        <w:rPr>
-          <w:rFonts w:ascii="TH Sarabun New" w:hAnsi="TH Sarabun New" w:eastAsia="TH Sarabun New"/>
-          <w:b/>
-          <w:color w:val="1F4E79"/>
-          <w:sz w:val="36"/>
-        </w:rPr>
-        <w:t>ภาพประกอบการทำงาน</w:t>
-      </w:r>
-    </w:p>
-    <w:p>
-      <w:pPr>
-        <w:jc w:val="center"/>
-      </w:pPr>
-      <w:r>
-        <w:drawing>
-          <wp:inline xmlns:a="http://schemas.openxmlformats.org/drawingml/2006/main" xmlns:pic="http://schemas.openxmlformats.org/drawingml/2006/picture">
-            <wp:extent cx="6035040" cy="4526280"/>
-            <wp:docPr id="1" name="Picture 1"/>
-            <wp:cNvGraphicFramePr>
-              <a:graphicFrameLocks noChangeAspect="1"/>
-            </wp:cNvGraphicFramePr>
-            <a:graphic>
-              <a:graphicData uri="http://schemas.openxmlformats.org/drawingml/2006/picture">
-                <pic:pic>
-                  <pic:nvPicPr>
-                    <pic:cNvPr id="0" name="cheque_out_paid_manual_annotated.png"/>
-                    <pic:cNvPicPr/>
-                  </pic:nvPicPr>
-                  <pic:blipFill>
-                    <a:blip r:embed="rId9"/>
-                    <a:stretch>
-                      <a:fillRect/>
-                    </a:stretch>
-                  </pic:blipFill>
-                  <pic:spPr>
-                    <a:xfrm>
-                      <a:off x="0" y="0"/>
-                      <a:ext cx="6035040" cy="4526280"/>
-                    </a:xfrm>
-                    <a:prstGeom prst="rect"/>
-                  </pic:spPr>
-                </pic:pic>
-              </a:graphicData>
-            </a:graphic>
-          </wp:inline>
-        </w:drawing>
-      </w:r>
-    </w:p>
-    <w:p>
-      <w:pPr>
-        <w:jc w:val="center"/>
-      </w:pPr>
-      <w:r>
-        <w:rPr>
-          <w:rFonts w:ascii="TH Sarabun New" w:hAnsi="TH Sarabun New" w:eastAsia="TH Sarabun New"/>
-          <w:i/>
-          <w:sz w:val="28"/>
-        </w:rPr>
-        <w:t>รูป 5.7.1 เช็คขาออกสถานะ Paid พร้อม Smart Buttons สำหรับดูรายการบัญชี</w:t>
-      </w:r>
-    </w:p>
-    <w:p>
-      <w:pPr>
-        <w:jc w:val="center"/>
-      </w:pPr>
-      <w:r>
-        <w:drawing>
-          <wp:inline xmlns:a="http://schemas.openxmlformats.org/drawingml/2006/main" xmlns:pic="http://schemas.openxmlformats.org/drawingml/2006/picture">
-            <wp:extent cx="6035040" cy="4526280"/>
-            <wp:docPr id="2" name="Picture 2"/>
-            <wp:cNvGraphicFramePr>
-              <a:graphicFrameLocks noChangeAspect="1"/>
-            </wp:cNvGraphicFramePr>
-            <a:graphic>
-              <a:graphicData uri="http://schemas.openxmlformats.org/drawingml/2006/picture">
-                <pic:pic>
-                  <pic:nvPicPr>
-                    <pic:cNvPr id="0" name="cheque_in_paid_manual_annotated.png"/>
-                    <pic:cNvPicPr/>
-                  </pic:nvPicPr>
-                  <pic:blipFill>
-                    <a:blip r:embed="rId10"/>
-                    <a:stretch>
-                      <a:fillRect/>
-                    </a:stretch>
-                  </pic:blipFill>
-                  <pic:spPr>
-                    <a:xfrm>
-                      <a:off x="0" y="0"/>
-                      <a:ext cx="6035040" cy="4526280"/>
-                    </a:xfrm>
-                    <a:prstGeom prst="rect"/>
-                  </pic:spPr>
-                </pic:pic>
-              </a:graphicData>
-            </a:graphic>
-          </wp:inline>
-        </w:drawing>
-      </w:r>
-    </w:p>
-    <w:p>
-      <w:pPr>
-        <w:jc w:val="center"/>
-      </w:pPr>
-      <w:r>
-        <w:rPr>
-          <w:rFonts w:ascii="TH Sarabun New" w:hAnsi="TH Sarabun New" w:eastAsia="TH Sarabun New"/>
-          <w:i/>
-          <w:sz w:val="28"/>
-        </w:rPr>
-        <w:t>รูป 5.7.2 เช็ครับสถานะ Paid หลังเคลียร์เข้าธนาคารแล้ว</w:t>
-      </w:r>
-    </w:p>
-    <w:p>
-      <w:r>
-        <w:rPr>
-          <w:rFonts w:ascii="TH Sarabun New" w:hAnsi="TH Sarabun New" w:eastAsia="TH Sarabun New"/>
-          <w:b/>
-          <w:color w:val="1F4E79"/>
-          <w:sz w:val="36"/>
-        </w:rPr>
-        <w:t>คำอธิบายฟิลด์และส่วนสำคัญบนหน้าจอ</w:t>
-      </w:r>
-    </w:p>
-    <w:p>
-      <w:r>
-        <w:rPr>
-          <w:rFonts w:ascii="TH Sarabun New" w:hAnsi="TH Sarabun New" w:eastAsia="TH Sarabun New"/>
-          <w:b/>
-          <w:sz w:val="32"/>
-        </w:rPr>
-        <w:t>ฟิลด์ที่ต้องตรวจเมื่อเคลียร์เช็ค</w:t>
-      </w:r>
-    </w:p>
-    <w:tbl>
-      <w:tblPr>
-        <w:tblStyle w:val="TableGrid"/>
-        <w:tblW w:type="auto" w:w="0"/>
-        <w:tblLook w:firstColumn="1" w:firstRow="1" w:lastColumn="0" w:lastRow="0" w:noHBand="0" w:noVBand="1" w:val="04A0"/>
-      </w:tblPr>
-      <w:tblGrid>
-        <w:gridCol w:w="3312"/>
-        <w:gridCol w:w="3312"/>
-        <w:gridCol w:w="3312"/>
-      </w:tblGrid>
-      <w:tr>
-        <w:tc>
-          <w:tcPr>
-            <w:tcW w:type="dxa" w:w="3312"/>
-            <w:shd w:fill="D9EAF7"/>
-          </w:tcPr>
-          <w:p>
-            <w:r>
-              <w:rPr>
-                <w:rFonts w:ascii="TH Sarabun New" w:hAnsi="TH Sarabun New" w:eastAsia="TH Sarabun New"/>
-                <w:sz w:val="28"/>
-              </w:rPr>
-              <w:t>Field / Section</w:t>
-            </w:r>
-          </w:p>
-        </w:tc>
-        <w:tc>
-          <w:tcPr>
-            <w:tcW w:type="dxa" w:w="3312"/>
-            <w:shd w:fill="D9EAF7"/>
-          </w:tcPr>
-          <w:p>
-            <w:r>
-              <w:rPr>
-                <w:rFonts w:ascii="TH Sarabun New" w:hAnsi="TH Sarabun New" w:eastAsia="TH Sarabun New"/>
-                <w:sz w:val="28"/>
-              </w:rPr>
-              <w:t>ความหมาย</w:t>
-            </w:r>
-          </w:p>
-        </w:tc>
-        <w:tc>
-          <w:tcPr>
-            <w:tcW w:type="dxa" w:w="3312"/>
-            <w:shd w:fill="D9EAF7"/>
-          </w:tcPr>
-          <w:p>
-            <w:r>
-              <w:rPr>
-                <w:rFonts w:ascii="TH Sarabun New" w:hAnsi="TH Sarabun New" w:eastAsia="TH Sarabun New"/>
-                <w:sz w:val="28"/>
-              </w:rPr>
-              <w:t>วิธีใช้หรือค่าตัวอย่าง</w:t>
-            </w:r>
-          </w:p>
-        </w:tc>
-      </w:tr>
-      <w:tr>
-        <w:tc>
-          <w:tcPr>
-            <w:tcW w:type="dxa" w:w="3312"/>
-          </w:tcPr>
-          <w:p>
-            <w:r>
-              <w:rPr>
-                <w:rFonts w:ascii="TH Sarabun New" w:hAnsi="TH Sarabun New" w:eastAsia="TH Sarabun New"/>
-                <w:sz w:val="28"/>
-              </w:rPr>
-              <w:t>clearing_date</w:t>
-            </w:r>
-          </w:p>
-        </w:tc>
-        <w:tc>
-          <w:tcPr>
-            <w:tcW w:type="dxa" w:w="3312"/>
-          </w:tcPr>
-          <w:p>
-            <w:r>
-              <w:rPr>
-                <w:rFonts w:ascii="TH Sarabun New" w:hAnsi="TH Sarabun New" w:eastAsia="TH Sarabun New"/>
-                <w:sz w:val="28"/>
-              </w:rPr>
-              <w:t>วันที่ธนาคารเคลียร์เช็ค</w:t>
-            </w:r>
-          </w:p>
-        </w:tc>
-        <w:tc>
-          <w:tcPr>
-            <w:tcW w:type="dxa" w:w="3312"/>
-          </w:tcPr>
-          <w:p>
-            <w:r>
-              <w:rPr>
-                <w:rFonts w:ascii="TH Sarabun New" w:hAnsi="TH Sarabun New" w:eastAsia="TH Sarabun New"/>
-                <w:sz w:val="28"/>
-              </w:rPr>
-              <w:t>ควรตรงกับวันที่รับรู้รายการธนาคาร</w:t>
-            </w:r>
-          </w:p>
-        </w:tc>
-      </w:tr>
-      <w:tr>
-        <w:tc>
-          <w:tcPr>
-            <w:tcW w:type="dxa" w:w="3312"/>
-          </w:tcPr>
-          <w:p>
-            <w:r>
-              <w:rPr>
-                <w:rFonts w:ascii="TH Sarabun New" w:hAnsi="TH Sarabun New" w:eastAsia="TH Sarabun New"/>
-                <w:sz w:val="28"/>
-              </w:rPr>
-              <w:t>cheque_journal_entry_id</w:t>
-            </w:r>
-          </w:p>
-        </w:tc>
-        <w:tc>
-          <w:tcPr>
-            <w:tcW w:type="dxa" w:w="3312"/>
-          </w:tcPr>
-          <w:p>
-            <w:r>
-              <w:rPr>
-                <w:rFonts w:ascii="TH Sarabun New" w:hAnsi="TH Sarabun New" w:eastAsia="TH Sarabun New"/>
-                <w:sz w:val="28"/>
-              </w:rPr>
-              <w:t>Journal Entry ที่เกิดจากขั้นเคลียร์เช็ค</w:t>
-            </w:r>
-          </w:p>
-        </w:tc>
-        <w:tc>
-          <w:tcPr>
-            <w:tcW w:type="dxa" w:w="3312"/>
-          </w:tcPr>
-          <w:p>
-            <w:r>
-              <w:rPr>
-                <w:rFonts w:ascii="TH Sarabun New" w:hAnsi="TH Sarabun New" w:eastAsia="TH Sarabun New"/>
-                <w:sz w:val="28"/>
-              </w:rPr>
-              <w:t>ใช้ตรวจเดบิต/เครดิตธนาคารและบัญชีพัก</w:t>
-            </w:r>
-          </w:p>
-        </w:tc>
-      </w:tr>
-      <w:tr>
-        <w:tc>
-          <w:tcPr>
-            <w:tcW w:type="dxa" w:w="3312"/>
-          </w:tcPr>
-          <w:p>
-            <w:r>
-              <w:rPr>
-                <w:rFonts w:ascii="TH Sarabun New" w:hAnsi="TH Sarabun New" w:eastAsia="TH Sarabun New"/>
-                <w:sz w:val="28"/>
-              </w:rPr>
-              <w:t>count_payment_move / count_reversed_move</w:t>
-            </w:r>
-          </w:p>
-        </w:tc>
-        <w:tc>
-          <w:tcPr>
-            <w:tcW w:type="dxa" w:w="3312"/>
-          </w:tcPr>
-          <w:p>
-            <w:r>
-              <w:rPr>
-                <w:rFonts w:ascii="TH Sarabun New" w:hAnsi="TH Sarabun New" w:eastAsia="TH Sarabun New"/>
-                <w:sz w:val="28"/>
-              </w:rPr>
-              <w:t>จำนวนรายการบัญชีและกลับรายการที่ผูกกับเช็ค</w:t>
-            </w:r>
-          </w:p>
-        </w:tc>
-        <w:tc>
-          <w:tcPr>
-            <w:tcW w:type="dxa" w:w="3312"/>
-          </w:tcPr>
-          <w:p>
-            <w:r>
-              <w:rPr>
-                <w:rFonts w:ascii="TH Sarabun New" w:hAnsi="TH Sarabun New" w:eastAsia="TH Sarabun New"/>
-                <w:sz w:val="28"/>
-              </w:rPr>
-              <w:t>ใช้ควบคุมการตรวจสอบย้อนหลัง</w:t>
-            </w:r>
-          </w:p>
-        </w:tc>
-      </w:tr>
-    </w:tbl>
-    <w:p>
-      <w:r>
-        <w:rPr>
-          <w:rFonts w:ascii="TH Sarabun New" w:hAnsi="TH Sarabun New" w:eastAsia="TH Sarabun New"/>
-          <w:b/>
-          <w:color w:val="1F4E79"/>
-          <w:sz w:val="36"/>
-        </w:rPr>
-        <w:t>Scenario การใช้งานจากข้อมูลจริงใน local UAT</w:t>
+        <w:t>ตัวอย่างข้อมูลจริงที่ใช้ในคู่มือ</w:t>
       </w:r>
     </w:p>
     <w:tbl>
@@ -899,13 +648,7 @@
     </w:tbl>
     <w:p>
       <w:r>
-        <w:rPr>
-          <w:rFonts w:ascii="TH Sarabun New" w:hAnsi="TH Sarabun New" w:eastAsia="TH Sarabun New"/>
-          <w:b/>
-          <w:color w:val="1F4E79"/>
-          <w:sz w:val="36"/>
-        </w:rPr>
-        <w:t>การอธิบาย Journal Items และขาบัญชี</w:t>
+        <w:t>3. ตรวจสอบรายการบัญชี (Journal Entry)</w:t>
       </w:r>
     </w:p>
     <w:p>
@@ -1313,12 +1056,314 @@
     <w:p>
       <w:r>
         <w:rPr>
+          <w:b w:val="0"/>
+        </w:rPr>
+        <w:t>หลังบันทึกรายการสำเร็จ ให้เปิด Journal Entry เพื่อตรวจดูว่าระบบบันทึกเงินเข้า เงินออก หรือบัญชีพักไว้ที่บัญชีใดบ้างตามตัวอย่างจริงด้านล่าง.</w:t>
+      </w:r>
+    </w:p>
+    <w:p>
+      <w:pPr>
+        <w:jc w:val="center"/>
+      </w:pPr>
+      <w:r>
+        <w:drawing>
+          <wp:inline xmlns:a="http://schemas.openxmlformats.org/drawingml/2006/main" xmlns:pic="http://schemas.openxmlformats.org/drawingml/2006/picture">
+            <wp:extent cx="5852160" cy="4389120"/>
+            <wp:docPr id="9" name="Picture 9"/>
+            <wp:cNvGraphicFramePr>
+              <a:graphicFrameLocks noChangeAspect="1"/>
+            </wp:cNvGraphicFramePr>
+            <a:graphic>
+              <a:graphicData uri="http://schemas.openxmlformats.org/drawingml/2006/picture">
+                <pic:pic>
+                  <pic:nvPicPr>
+                    <pic:cNvPr id="0" name="image.png"/>
+                    <pic:cNvPicPr/>
+                  </pic:nvPicPr>
+                  <pic:blipFill>
+                    <a:blip r:embed="rId13"/>
+                    <a:stretch>
+                      <a:fillRect/>
+                    </a:stretch>
+                  </pic:blipFill>
+                  <pic:spPr>
+                    <a:xfrm>
+                      <a:off x="0" y="0"/>
+                      <a:ext cx="5852160" cy="4389120"/>
+                    </a:xfrm>
+                    <a:prstGeom prst="rect"/>
+                  </pic:spPr>
+                </pic:pic>
+              </a:graphicData>
+            </a:graphic>
+          </wp:inline>
+        </w:drawing>
+      </w:r>
+    </w:p>
+    <w:p>
+      <w:pPr>
+        <w:jc w:val="center"/>
+      </w:pPr>
+      <w:r>
+        <w:t>รูป 5.7A.3 Journal Entry ฝั่งจ่ายเช็คหลังเคลียร์เช็คแล้ว</w:t>
+      </w:r>
+    </w:p>
+    <w:p>
+      <w:pPr>
+        <w:jc w:val="center"/>
+      </w:pPr>
+      <w:r>
+        <w:drawing>
+          <wp:inline xmlns:a="http://schemas.openxmlformats.org/drawingml/2006/main" xmlns:pic="http://schemas.openxmlformats.org/drawingml/2006/picture">
+            <wp:extent cx="5852160" cy="4389120"/>
+            <wp:docPr id="10" name="Picture 10"/>
+            <wp:cNvGraphicFramePr>
+              <a:graphicFrameLocks noChangeAspect="1"/>
+            </wp:cNvGraphicFramePr>
+            <a:graphic>
+              <a:graphicData uri="http://schemas.openxmlformats.org/drawingml/2006/picture">
+                <pic:pic>
+                  <pic:nvPicPr>
+                    <pic:cNvPr id="0" name="image.png"/>
+                    <pic:cNvPicPr/>
+                  </pic:nvPicPr>
+                  <pic:blipFill>
+                    <a:blip r:embed="rId14"/>
+                    <a:stretch>
+                      <a:fillRect/>
+                    </a:stretch>
+                  </pic:blipFill>
+                  <pic:spPr>
+                    <a:xfrm>
+                      <a:off x="0" y="0"/>
+                      <a:ext cx="5852160" cy="4389120"/>
+                    </a:xfrm>
+                    <a:prstGeom prst="rect"/>
+                  </pic:spPr>
+                </pic:pic>
+              </a:graphicData>
+            </a:graphic>
+          </wp:inline>
+        </w:drawing>
+      </w:r>
+    </w:p>
+    <w:p>
+      <w:pPr>
+        <w:jc w:val="center"/>
+      </w:pPr>
+      <w:r>
+        <w:t>รูป 5.7A.4 Journal Entry ฝั่งรับเช็คหลังเคลียร์เช็คแล้ว</w:t>
+      </w:r>
+    </w:p>
+    <w:p>
+      <w:r>
+        <w:t>คำอธิบายช่องสำคัญบนหน้าจอ</w:t>
+      </w:r>
+    </w:p>
+    <w:p>
+      <w:r>
+        <w:rPr>
           <w:rFonts w:ascii="TH Sarabun New" w:hAnsi="TH Sarabun New" w:eastAsia="TH Sarabun New"/>
           <w:b/>
-          <w:color w:val="1F4E79"/>
-          <w:sz w:val="36"/>
+          <w:sz w:val="32"/>
         </w:rPr>
-        <w:t>ข้อควรระวัง</w:t>
+        <w:t>ฟิลด์ที่ต้องตรวจเมื่อเคลียร์เช็ค</w:t>
+      </w:r>
+    </w:p>
+    <w:tbl>
+      <w:tblPr>
+        <w:tblStyle w:val="TableGrid"/>
+        <w:tblW w:type="auto" w:w="0"/>
+        <w:tblLook w:firstColumn="1" w:firstRow="1" w:lastColumn="0" w:lastRow="0" w:noHBand="0" w:noVBand="1" w:val="04A0"/>
+      </w:tblPr>
+      <w:tblGrid>
+        <w:gridCol w:w="3312"/>
+        <w:gridCol w:w="3312"/>
+        <w:gridCol w:w="3312"/>
+      </w:tblGrid>
+      <w:tr>
+        <w:tc>
+          <w:tcPr>
+            <w:tcW w:type="dxa" w:w="3312"/>
+            <w:shd w:fill="D9EAF7"/>
+          </w:tcPr>
+          <w:p>
+            <w:r>
+              <w:rPr>
+                <w:rFonts w:ascii="TH Sarabun New" w:hAnsi="TH Sarabun New" w:eastAsia="TH Sarabun New"/>
+                <w:sz w:val="28"/>
+              </w:rPr>
+              <w:t>Field / Section</w:t>
+            </w:r>
+          </w:p>
+        </w:tc>
+        <w:tc>
+          <w:tcPr>
+            <w:tcW w:type="dxa" w:w="3312"/>
+            <w:shd w:fill="D9EAF7"/>
+          </w:tcPr>
+          <w:p>
+            <w:r>
+              <w:rPr>
+                <w:rFonts w:ascii="TH Sarabun New" w:hAnsi="TH Sarabun New" w:eastAsia="TH Sarabun New"/>
+                <w:sz w:val="28"/>
+              </w:rPr>
+              <w:t>ความหมาย</w:t>
+            </w:r>
+          </w:p>
+        </w:tc>
+        <w:tc>
+          <w:tcPr>
+            <w:tcW w:type="dxa" w:w="3312"/>
+            <w:shd w:fill="D9EAF7"/>
+          </w:tcPr>
+          <w:p>
+            <w:r>
+              <w:rPr>
+                <w:rFonts w:ascii="TH Sarabun New" w:hAnsi="TH Sarabun New" w:eastAsia="TH Sarabun New"/>
+                <w:sz w:val="28"/>
+              </w:rPr>
+              <w:t>วิธีใช้หรือค่าตัวอย่าง</w:t>
+            </w:r>
+          </w:p>
+        </w:tc>
+      </w:tr>
+      <w:tr>
+        <w:tc>
+          <w:tcPr>
+            <w:tcW w:type="dxa" w:w="3312"/>
+          </w:tcPr>
+          <w:p>
+            <w:r>
+              <w:rPr>
+                <w:rFonts w:ascii="TH Sarabun New" w:hAnsi="TH Sarabun New" w:eastAsia="TH Sarabun New"/>
+                <w:sz w:val="28"/>
+              </w:rPr>
+              <w:t>clearing_date</w:t>
+            </w:r>
+          </w:p>
+        </w:tc>
+        <w:tc>
+          <w:tcPr>
+            <w:tcW w:type="dxa" w:w="3312"/>
+          </w:tcPr>
+          <w:p>
+            <w:r>
+              <w:rPr>
+                <w:rFonts w:ascii="TH Sarabun New" w:hAnsi="TH Sarabun New" w:eastAsia="TH Sarabun New"/>
+                <w:sz w:val="28"/>
+              </w:rPr>
+              <w:t>วันที่ธนาคารเคลียร์เช็ค</w:t>
+            </w:r>
+          </w:p>
+        </w:tc>
+        <w:tc>
+          <w:tcPr>
+            <w:tcW w:type="dxa" w:w="3312"/>
+          </w:tcPr>
+          <w:p>
+            <w:r>
+              <w:rPr>
+                <w:rFonts w:ascii="TH Sarabun New" w:hAnsi="TH Sarabun New" w:eastAsia="TH Sarabun New"/>
+                <w:sz w:val="28"/>
+              </w:rPr>
+              <w:t>ควรตรงกับวันที่รับรู้รายการธนาคาร</w:t>
+            </w:r>
+          </w:p>
+        </w:tc>
+      </w:tr>
+      <w:tr>
+        <w:tc>
+          <w:tcPr>
+            <w:tcW w:type="dxa" w:w="3312"/>
+          </w:tcPr>
+          <w:p>
+            <w:r>
+              <w:rPr>
+                <w:rFonts w:ascii="TH Sarabun New" w:hAnsi="TH Sarabun New" w:eastAsia="TH Sarabun New"/>
+                <w:sz w:val="28"/>
+              </w:rPr>
+              <w:t>cheque_journal_entry_id</w:t>
+            </w:r>
+          </w:p>
+        </w:tc>
+        <w:tc>
+          <w:tcPr>
+            <w:tcW w:type="dxa" w:w="3312"/>
+          </w:tcPr>
+          <w:p>
+            <w:r>
+              <w:rPr>
+                <w:rFonts w:ascii="TH Sarabun New" w:hAnsi="TH Sarabun New" w:eastAsia="TH Sarabun New"/>
+                <w:sz w:val="28"/>
+              </w:rPr>
+              <w:t>Journal Entry ที่เกิดจากขั้นเคลียร์เช็ค</w:t>
+            </w:r>
+          </w:p>
+        </w:tc>
+        <w:tc>
+          <w:tcPr>
+            <w:tcW w:type="dxa" w:w="3312"/>
+          </w:tcPr>
+          <w:p>
+            <w:r>
+              <w:rPr>
+                <w:rFonts w:ascii="TH Sarabun New" w:hAnsi="TH Sarabun New" w:eastAsia="TH Sarabun New"/>
+                <w:sz w:val="28"/>
+              </w:rPr>
+              <w:t>ใช้ตรวจเดบิต/เครดิตธนาคารและบัญชีพัก</w:t>
+            </w:r>
+          </w:p>
+        </w:tc>
+      </w:tr>
+      <w:tr>
+        <w:tc>
+          <w:tcPr>
+            <w:tcW w:type="dxa" w:w="3312"/>
+          </w:tcPr>
+          <w:p>
+            <w:r>
+              <w:rPr>
+                <w:rFonts w:ascii="TH Sarabun New" w:hAnsi="TH Sarabun New" w:eastAsia="TH Sarabun New"/>
+                <w:sz w:val="28"/>
+              </w:rPr>
+              <w:t>count_payment_move / count_reversed_move</w:t>
+            </w:r>
+          </w:p>
+        </w:tc>
+        <w:tc>
+          <w:tcPr>
+            <w:tcW w:type="dxa" w:w="3312"/>
+          </w:tcPr>
+          <w:p>
+            <w:r>
+              <w:rPr>
+                <w:rFonts w:ascii="TH Sarabun New" w:hAnsi="TH Sarabun New" w:eastAsia="TH Sarabun New"/>
+                <w:sz w:val="28"/>
+              </w:rPr>
+              <w:t>จำนวนรายการบัญชีและกลับรายการที่ผูกกับเช็ค</w:t>
+            </w:r>
+          </w:p>
+        </w:tc>
+        <w:tc>
+          <w:tcPr>
+            <w:tcW w:type="dxa" w:w="3312"/>
+          </w:tcPr>
+          <w:p>
+            <w:r>
+              <w:rPr>
+                <w:rFonts w:ascii="TH Sarabun New" w:hAnsi="TH Sarabun New" w:eastAsia="TH Sarabun New"/>
+                <w:sz w:val="28"/>
+              </w:rPr>
+              <w:t>ใช้ควบคุมการตรวจสอบย้อนหลัง</w:t>
+            </w:r>
+          </w:p>
+        </w:tc>
+      </w:tr>
+    </w:tbl>
+    <w:p>
+      <w:r>
+        <w:t>สิ่งที่ควรตรวจสอบก่อนบันทึก</w:t>
       </w:r>
     </w:p>
     <w:p>
@@ -1338,19 +1383,9 @@
         <w:pStyle w:val="ListBullet"/>
       </w:pPr>
       <w:r>
-        <w:rPr>
-          <w:rFonts w:ascii="TH Sarabun New" w:hAnsi="TH Sarabun New" w:eastAsia="TH Sarabun New"/>
-          <w:sz w:val="32"/>
-        </w:rPr>
-        <w:t>ถ้าต้องย้อนรายการ ควรใช้ flow Void/Cancel ของโมดูลเช็ค ไม่ควรแก้ Journal Entry ตรงโดยไม่มีเหตุผล</w:t>
+        <w:t>ถ้าต้องย้อนรายการ ควรใช้ ลำดับการทำงาน Void/Cancel ของโมดูลเช็ค ไม่ควรแก้ Journal Entry ตรงโดยไม่มีเหตุผล</w:t>
       </w:r>
     </w:p>
-    <w:sectPr>
-      <w:pgSz w:w="12240" w:h="15840"/>
-      <w:pgMar w:top="1008" w:right="1152" w:bottom="1008" w:left="1152" w:header="720" w:footer="720" w:gutter="0"/>
-      <w:cols w:space="720"/>
-      <w:docGrid w:linePitch="360"/>
-    </w:sectPr>
   </w:body>
 </w:document>
 </file>

--- a/manual/Accouting_Manual/generated_20260408/docx/5.7_5.7 เคลียร์ (กระทบยอด) เช็ค.docx
+++ b/manual/Accouting_Manual/generated_20260408/docx/5.7_5.7 เคลียร์ (กระทบยอด) เช็ค.docx
@@ -10,7 +10,10 @@
     </w:sectPr>
     <w:p>
       <w:pPr>
+        <w:keepNext/>
+        <w:spacing w:before="0" w:after="120"/>
         <w:jc w:val="center"/>
+        <w:keepLines/>
       </w:pPr>
       <w:r>
         <w:rPr>
@@ -24,6 +27,7 @@
     </w:p>
     <w:p>
       <w:pPr>
+        <w:spacing w:before="0" w:after="120"/>
         <w:jc w:val="center"/>
       </w:pPr>
       <w:r>
@@ -34,8 +38,15 @@
         <w:t>Module Cheque</w:t>
       </w:r>
     </w:p>
-    <w:p/>
     <w:p>
+      <w:pPr>
+        <w:spacing w:before="0" w:after="120"/>
+      </w:pPr>
+    </w:p>
+    <w:p>
+      <w:pPr>
+        <w:spacing w:before="0" w:after="120"/>
+      </w:pPr>
       <w:r>
         <w:rPr>
           <w:rFonts w:ascii="TH Sarabun New" w:hAnsi="TH Sarabun New" w:eastAsia="TH Sarabun New"/>
@@ -49,6 +60,7 @@
     <w:p>
       <w:pPr>
         <w:pStyle w:val="ListBullet"/>
+        <w:spacing w:before="0" w:after="120"/>
       </w:pPr>
       <w:r>
         <w:rPr>
@@ -61,6 +73,7 @@
     <w:p>
       <w:pPr>
         <w:pStyle w:val="ListBullet"/>
+        <w:spacing w:before="0" w:after="120"/>
       </w:pPr>
       <w:r>
         <w:rPr>
@@ -71,6 +84,11 @@
       </w:r>
     </w:p>
     <w:p>
+      <w:pPr>
+        <w:keepNext/>
+        <w:spacing w:after="120" w:before="0"/>
+        <w:jc w:val="center"/>
+      </w:pPr>
       <w:r>
         <w:rPr>
           <w:rFonts w:ascii="TH Sarabun New" w:hAnsi="TH Sarabun New" w:eastAsia="TH Sarabun New"/>
@@ -84,6 +102,7 @@
     <w:p>
       <w:pPr>
         <w:pStyle w:val="ListBullet"/>
+        <w:spacing w:before="0" w:after="120"/>
       </w:pPr>
       <w:r>
         <w:t>ในโมดูลเช็ค การเคลียร์เช็คคือการเปลี่ยนสถานะเช็คจาก Confirmed ไป Bank Deposit และ Done เพื่อสะท้อนว่าเช็คได้เคลื่อนไปถึงธนาคารและถูกตัดผ่านแล้ว. การเคลียร์นี้ไม่ได้หมายถึงการจับคู่ Bank Statement แบบทั่วไปอย่างเดียว แต่เป็น ลำดับการทำงาน ในโมดูลเช็คที่สร้าง Journal Entry ให้ครบ.</w:t>
@@ -91,203 +110,43 @@
     </w:p>
     <w:p>
       <w:r>
-        <w:t>สิ่งที่ทำได้ในหน้าจอนี้</w:t>
+        <w:rPr>
+          <w:rFonts w:ascii="TH Sarabun New" w:hAnsi="TH Sarabun New" w:eastAsia="TH Sarabun New"/>
+          <w:b/>
+          <w:sz w:val="32"/>
+        </w:rPr>
+        <w:t>แนวทางการใช้งาน</w:t>
       </w:r>
     </w:p>
-    <w:tbl>
-      <w:tblPr>
-        <w:tblStyle w:val="TableGrid"/>
-        <w:tblW w:type="auto" w:w="0"/>
-        <w:tblLook w:firstColumn="1" w:firstRow="1" w:lastColumn="0" w:lastRow="0" w:noHBand="0" w:noVBand="1" w:val="04A0"/>
-      </w:tblPr>
-      <w:tblGrid>
-        <w:gridCol w:w="3312"/>
-        <w:gridCol w:w="3312"/>
-        <w:gridCol w:w="3312"/>
-      </w:tblGrid>
-      <w:tr>
-        <w:tc>
-          <w:tcPr>
-            <w:tcW w:type="dxa" w:w="3312"/>
-            <w:shd w:fill="D9EAF7"/>
-          </w:tcPr>
-          <w:p>
-            <w:r>
-              <w:rPr>
-                <w:rFonts w:ascii="TH Sarabun New" w:hAnsi="TH Sarabun New" w:eastAsia="TH Sarabun New"/>
-                <w:sz w:val="28"/>
-              </w:rPr>
-              <w:t>ฟังก์ชัน</w:t>
-            </w:r>
-          </w:p>
-        </w:tc>
-        <w:tc>
-          <w:tcPr>
-            <w:tcW w:type="dxa" w:w="3312"/>
-            <w:shd w:fill="D9EAF7"/>
-          </w:tcPr>
-          <w:p>
-            <w:r>
-              <w:rPr>
-                <w:rFonts w:ascii="TH Sarabun New" w:hAnsi="TH Sarabun New" w:eastAsia="TH Sarabun New"/>
-                <w:sz w:val="28"/>
-              </w:rPr>
-              <w:t>คำอธิบาย</w:t>
-            </w:r>
-          </w:p>
-        </w:tc>
-        <w:tc>
-          <w:tcPr>
-            <w:tcW w:type="dxa" w:w="3312"/>
-            <w:shd w:fill="D9EAF7"/>
-          </w:tcPr>
-          <w:p>
-            <w:r>
-              <w:rPr>
-                <w:rFonts w:ascii="TH Sarabun New" w:hAnsi="TH Sarabun New" w:eastAsia="TH Sarabun New"/>
-                <w:sz w:val="28"/>
-              </w:rPr>
-              <w:t>ใช้เมื่อไร</w:t>
-            </w:r>
-          </w:p>
-        </w:tc>
-      </w:tr>
-      <w:tr>
-        <w:tc>
-          <w:tcPr>
-            <w:tcW w:type="dxa" w:w="3312"/>
-          </w:tcPr>
-          <w:p>
-            <w:r>
-              <w:rPr>
-                <w:rFonts w:ascii="TH Sarabun New" w:hAnsi="TH Sarabun New" w:eastAsia="TH Sarabun New"/>
-                <w:sz w:val="28"/>
-              </w:rPr>
-              <w:t>Bank Deposit</w:t>
-            </w:r>
-          </w:p>
-        </w:tc>
-        <w:tc>
-          <w:tcPr>
-            <w:tcW w:type="dxa" w:w="3312"/>
-          </w:tcPr>
-          <w:p>
-            <w:r>
-              <w:rPr>
-                <w:rFonts w:ascii="TH Sarabun New" w:hAnsi="TH Sarabun New" w:eastAsia="TH Sarabun New"/>
-                <w:sz w:val="28"/>
-              </w:rPr>
-              <w:t>สร้างรายการเคลื่อนย้ายจากบัญชีพักเช็คไปสู่ขั้นตอนการเคลียร์ธนาคาร</w:t>
-            </w:r>
-          </w:p>
-        </w:tc>
-        <w:tc>
-          <w:tcPr>
-            <w:tcW w:type="dxa" w:w="3312"/>
-          </w:tcPr>
-          <w:p>
-            <w:r>
-              <w:rPr>
-                <w:rFonts w:ascii="TH Sarabun New" w:hAnsi="TH Sarabun New" w:eastAsia="TH Sarabun New"/>
-                <w:sz w:val="28"/>
-              </w:rPr>
-              <w:t>ใช้ก่อน Done</w:t>
-            </w:r>
-          </w:p>
-        </w:tc>
-      </w:tr>
-      <w:tr>
-        <w:tc>
-          <w:tcPr>
-            <w:tcW w:type="dxa" w:w="3312"/>
-          </w:tcPr>
-          <w:p>
-            <w:r>
-              <w:rPr>
-                <w:rFonts w:ascii="TH Sarabun New" w:hAnsi="TH Sarabun New" w:eastAsia="TH Sarabun New"/>
-                <w:sz w:val="28"/>
-              </w:rPr>
-              <w:t>Done</w:t>
-            </w:r>
-          </w:p>
-        </w:tc>
-        <w:tc>
-          <w:tcPr>
-            <w:tcW w:type="dxa" w:w="3312"/>
-          </w:tcPr>
-          <w:p>
-            <w:r>
-              <w:rPr>
-                <w:rFonts w:ascii="TH Sarabun New" w:hAnsi="TH Sarabun New" w:eastAsia="TH Sarabun New"/>
-                <w:sz w:val="28"/>
-              </w:rPr>
-              <w:t>ยืนยันว่าการเคลียร์เช็คเสร็จสิ้น</w:t>
-            </w:r>
-          </w:p>
-        </w:tc>
-        <w:tc>
-          <w:tcPr>
-            <w:tcW w:type="dxa" w:w="3312"/>
-          </w:tcPr>
-          <w:p>
-            <w:r>
-              <w:rPr>
-                <w:rFonts w:ascii="TH Sarabun New" w:hAnsi="TH Sarabun New" w:eastAsia="TH Sarabun New"/>
-                <w:sz w:val="28"/>
-              </w:rPr>
-              <w:t>เช็คจะเปลี่ยนเป็น Paid</w:t>
-            </w:r>
-          </w:p>
-        </w:tc>
-      </w:tr>
-      <w:tr>
-        <w:tc>
-          <w:tcPr>
-            <w:tcW w:type="dxa" w:w="3312"/>
-          </w:tcPr>
-          <w:p>
-            <w:r>
-              <w:rPr>
-                <w:rFonts w:ascii="TH Sarabun New" w:hAnsi="TH Sarabun New" w:eastAsia="TH Sarabun New"/>
-                <w:sz w:val="28"/>
-              </w:rPr>
-              <w:t>Payment Entry</w:t>
-            </w:r>
-          </w:p>
-        </w:tc>
-        <w:tc>
-          <w:tcPr>
-            <w:tcW w:type="dxa" w:w="3312"/>
-          </w:tcPr>
-          <w:p>
-            <w:r>
-              <w:rPr>
-                <w:rFonts w:ascii="TH Sarabun New" w:hAnsi="TH Sarabun New" w:eastAsia="TH Sarabun New"/>
-                <w:sz w:val="28"/>
-              </w:rPr>
-              <w:t>ใช้ตรวจรายการบัญชีของเช็คในแต่ละช่วง</w:t>
-            </w:r>
-          </w:p>
-        </w:tc>
-        <w:tc>
-          <w:tcPr>
-            <w:tcW w:type="dxa" w:w="3312"/>
-          </w:tcPr>
-          <w:p>
-            <w:r>
-              <w:rPr>
-                <w:rFonts w:ascii="TH Sarabun New" w:hAnsi="TH Sarabun New" w:eastAsia="TH Sarabun New"/>
-                <w:sz w:val="28"/>
-              </w:rPr>
-              <w:t>ควรตรวจทุกครั้งก่อนปิดงวด</w:t>
-            </w:r>
-          </w:p>
-        </w:tc>
-      </w:tr>
-    </w:tbl>
     <w:p>
       <w:r>
-        <w:t>1. เข้าใช้งานจากหน้าหลัก</w:t>
+        <w:rPr>
+          <w:rFonts w:ascii="TH Sarabun New" w:hAnsi="TH Sarabun New" w:eastAsia="TH Sarabun New"/>
+          <w:b w:val="0"/>
+          <w:sz w:val="32"/>
+        </w:rPr>
+        <w:t>การเคลียร์เช็คเป็นขั้นตอนที่เปลี่ยนสถานะจากเช็คคงค้างไปสู่เช็คที่ธนาคารตัดผ่านแล้ว จึงเป็นจุดสำคัญที่ยอดจะย้ายจากบัญชีพักไปยังบัญชีธนาคารจริง.</w:t>
+      </w:r>
+    </w:p>
+    <w:p>
+      <w:r>
+        <w:rPr>
+          <w:rFonts w:ascii="TH Sarabun New" w:hAnsi="TH Sarabun New" w:eastAsia="TH Sarabun New"/>
+          <w:b w:val="0"/>
+          <w:sz w:val="32"/>
+        </w:rPr>
+        <w:t>ก่อนกด Bank Deposit หรือ Done ผู้ใช้งานควรมีหลักฐานจากธนาคารรองรับทุกครั้ง เพื่อให้สถานะในระบบสอดคล้องกับสถานะเงินจริงของเช็ค.</w:t>
+      </w:r>
+    </w:p>
+    <w:p>
+      <w:r>
+        <w:rPr>
+          <w:rFonts w:ascii="TH Sarabun New" w:hAnsi="TH Sarabun New" w:eastAsia="TH Sarabun New"/>
+          <w:b/>
+          <w:i w:val="0"/>
+          <w:sz w:val="32"/>
+        </w:rPr>
+        <w:t>เมนูที่ใช้</w:t>
       </w:r>
     </w:p>
     <w:p>
@@ -297,6 +156,8 @@
       <w:r>
         <w:rPr>
           <w:rFonts w:ascii="TH Sarabun New" w:hAnsi="TH Sarabun New" w:eastAsia="TH Sarabun New"/>
+          <w:b w:val="0"/>
+          <w:i w:val="0"/>
           <w:sz w:val="32"/>
         </w:rPr>
         <w:t>Cheque &gt; Cheque &gt; Cheque Paying</w:t>
@@ -309,40 +170,41 @@
       <w:r>
         <w:rPr>
           <w:rFonts w:ascii="TH Sarabun New" w:hAnsi="TH Sarabun New" w:eastAsia="TH Sarabun New"/>
+          <w:b w:val="0"/>
+          <w:i w:val="0"/>
           <w:sz w:val="32"/>
         </w:rPr>
         <w:t>Cheque &gt; Cheque &gt; Cheque Receiving</w:t>
       </w:r>
     </w:p>
     <w:p>
-      <w:pPr>
-        <w:pStyle w:val="ListBullet"/>
-      </w:pPr>
       <w:r>
         <w:rPr>
           <w:rFonts w:ascii="TH Sarabun New" w:hAnsi="TH Sarabun New" w:eastAsia="TH Sarabun New"/>
+          <w:b/>
+          <w:i w:val="0"/>
           <w:sz w:val="32"/>
         </w:rPr>
-        <w:t>Cheque &gt; Cheque &gt; Cheque Transactions</w:t>
+        <w:t>3. ขั้นตอนการใช้งาน</w:t>
       </w:r>
     </w:p>
     <w:p>
       <w:r>
         <w:rPr>
+          <w:rFonts w:ascii="TH Sarabun New" w:hAnsi="TH Sarabun New" w:eastAsia="TH Sarabun New"/>
           <w:b w:val="0"/>
+          <w:i w:val="0"/>
+          <w:sz w:val="32"/>
         </w:rPr>
-        <w:t>ให้เริ่มจากหน้า Dashboard แล้วกดเข้าโมดูลตามภาพ จากนั้นกดเมนูย่อยตามหมายเลขในภาพเพื่อเข้าสู่หน้าที่ใช้ทำรายการจริง.</w:t>
+        <w:t>1. เริ่มจากหน้า Dashboard แล้วคลิกเข้าโมดูล Cheque</w:t>
       </w:r>
     </w:p>
     <w:p>
-      <w:pPr>
-        <w:jc w:val="center"/>
-      </w:pPr>
       <w:r>
         <w:drawing>
           <wp:inline xmlns:a="http://schemas.openxmlformats.org/drawingml/2006/main" xmlns:pic="http://schemas.openxmlformats.org/drawingml/2006/picture">
-            <wp:extent cx="5852160" cy="4389120"/>
-            <wp:docPr id="7" name="Picture 7"/>
+            <wp:extent cx="5669280" cy="4251960"/>
+            <wp:docPr id="12" name="Picture 12"/>
             <wp:cNvGraphicFramePr>
               <a:graphicFrameLocks noChangeAspect="1"/>
             </wp:cNvGraphicFramePr>
@@ -362,7 +224,7 @@
                   <pic:spPr>
                     <a:xfrm>
                       <a:off x="0" y="0"/>
-                      <a:ext cx="5852160" cy="4389120"/>
+                      <a:ext cx="5669280" cy="4251960"/>
                     </a:xfrm>
                     <a:prstGeom prst="rect"/>
                   </pic:spPr>
@@ -374,22 +236,33 @@
       </w:r>
     </w:p>
     <w:p>
-      <w:pPr>
-        <w:jc w:val="center"/>
-      </w:pPr>
       <w:r>
-        <w:t>รูป 5.7A.1 หน้า Dashboard สำหรับเข้าโมดูล Cheque</w:t>
+        <w:rPr>
+          <w:rFonts w:ascii="TH Sarabun New" w:hAnsi="TH Sarabun New" w:eastAsia="TH Sarabun New"/>
+          <w:b w:val="0"/>
+          <w:i/>
+          <w:sz w:val="28"/>
+        </w:rPr>
+        <w:t>ภาพประกอบขั้นตอนที่ 1</w:t>
       </w:r>
     </w:p>
     <w:p>
-      <w:pPr>
-        <w:jc w:val="center"/>
-      </w:pPr>
+      <w:r>
+        <w:rPr>
+          <w:rFonts w:ascii="TH Sarabun New" w:hAnsi="TH Sarabun New" w:eastAsia="TH Sarabun New"/>
+          <w:b w:val="0"/>
+          <w:i w:val="0"/>
+          <w:sz w:val="32"/>
+        </w:rPr>
+        <w:t>2. เมื่อเข้ามาในโมดูล Cheque แล้ว ให้ใช้เมนู Cheque &gt; Cheque &gt; Cheque Paying และ Cheque &gt; Cheque &gt; Cheque Receiving ตามลำดับของงาน</w:t>
+      </w:r>
+    </w:p>
+    <w:p>
       <w:r>
         <w:drawing>
           <wp:inline xmlns:a="http://schemas.openxmlformats.org/drawingml/2006/main" xmlns:pic="http://schemas.openxmlformats.org/drawingml/2006/picture">
-            <wp:extent cx="5852160" cy="4389120"/>
-            <wp:docPr id="8" name="Picture 8"/>
+            <wp:extent cx="5669280" cy="4251960"/>
+            <wp:docPr id="13" name="Picture 13"/>
             <wp:cNvGraphicFramePr>
               <a:graphicFrameLocks noChangeAspect="1"/>
             </wp:cNvGraphicFramePr>
@@ -409,7 +282,455 @@
                   <pic:spPr>
                     <a:xfrm>
                       <a:off x="0" y="0"/>
-                      <a:ext cx="5852160" cy="4389120"/>
+                      <a:ext cx="5669280" cy="4251960"/>
+                    </a:xfrm>
+                    <a:prstGeom prst="rect"/>
+                  </pic:spPr>
+                </pic:pic>
+              </a:graphicData>
+            </a:graphic>
+          </wp:inline>
+        </w:drawing>
+      </w:r>
+    </w:p>
+    <w:p>
+      <w:r>
+        <w:rPr>
+          <w:rFonts w:ascii="TH Sarabun New" w:hAnsi="TH Sarabun New" w:eastAsia="TH Sarabun New"/>
+          <w:b w:val="0"/>
+          <w:i/>
+          <w:sz w:val="28"/>
+        </w:rPr>
+        <w:t>ภาพประกอบขั้นตอนที่ 2</w:t>
+      </w:r>
+    </w:p>
+    <w:p>
+      <w:r>
+        <w:rPr>
+          <w:rFonts w:ascii="TH Sarabun New" w:hAnsi="TH Sarabun New" w:eastAsia="TH Sarabun New"/>
+          <w:b w:val="0"/>
+          <w:i w:val="0"/>
+          <w:sz w:val="32"/>
+        </w:rPr>
+        <w:t>3. เปิดเช็คที่ต้องการเคลียร์ เช่นเช็คจ่าย 860200001 หรือเช็ครับ RCV-INV-E/26/04/00003 แล้วตรวจเลขเอกสาร วันที่ คู่ค้า วิธีชำระ และยอดเงินให้ตรงกับรายการจริง</w:t>
+      </w:r>
+    </w:p>
+    <w:p>
+      <w:r>
+        <w:drawing>
+          <wp:inline xmlns:a="http://schemas.openxmlformats.org/drawingml/2006/main" xmlns:pic="http://schemas.openxmlformats.org/drawingml/2006/picture">
+            <wp:extent cx="5669280" cy="4251960"/>
+            <wp:docPr id="14" name="Picture 14"/>
+            <wp:cNvGraphicFramePr>
+              <a:graphicFrameLocks noChangeAspect="1"/>
+            </wp:cNvGraphicFramePr>
+            <a:graphic>
+              <a:graphicData uri="http://schemas.openxmlformats.org/drawingml/2006/picture">
+                <pic:pic>
+                  <pic:nvPicPr>
+                    <pic:cNvPr id="0" name="image.png"/>
+                    <pic:cNvPicPr/>
+                  </pic:nvPicPr>
+                  <pic:blipFill>
+                    <a:blip r:embed="rId15"/>
+                    <a:stretch>
+                      <a:fillRect/>
+                    </a:stretch>
+                  </pic:blipFill>
+                  <pic:spPr>
+                    <a:xfrm>
+                      <a:off x="0" y="0"/>
+                      <a:ext cx="5669280" cy="4251960"/>
+                    </a:xfrm>
+                    <a:prstGeom prst="rect"/>
+                  </pic:spPr>
+                </pic:pic>
+              </a:graphicData>
+            </a:graphic>
+          </wp:inline>
+        </w:drawing>
+      </w:r>
+    </w:p>
+    <w:p>
+      <w:r>
+        <w:rPr>
+          <w:rFonts w:ascii="TH Sarabun New" w:hAnsi="TH Sarabun New" w:eastAsia="TH Sarabun New"/>
+          <w:b w:val="0"/>
+          <w:i/>
+          <w:sz w:val="28"/>
+        </w:rPr>
+        <w:t>ภาพประกอบขั้นตอนที่ 3</w:t>
+      </w:r>
+    </w:p>
+    <w:p>
+      <w:r>
+        <w:rPr>
+          <w:rFonts w:ascii="TH Sarabun New" w:hAnsi="TH Sarabun New" w:eastAsia="TH Sarabun New"/>
+          <w:b w:val="0"/>
+          <w:i w:val="0"/>
+          <w:sz w:val="32"/>
+        </w:rPr>
+        <w:t>4. หากเช็คยังอยู่สถานะ Confirmed ให้กด Bank Deposit เมื่อนำเช็คฝากธนาคารหรือส่งตัดผ่าน และเมื่อธนาคารตัดผ่านจริงให้กด Done จากนั้นกลับมาตรวจสถานะและรายการบัญชีอีกครั้ง</w:t>
+      </w:r>
+    </w:p>
+    <w:p>
+      <w:r>
+        <w:drawing>
+          <wp:inline xmlns:a="http://schemas.openxmlformats.org/drawingml/2006/main" xmlns:pic="http://schemas.openxmlformats.org/drawingml/2006/picture">
+            <wp:extent cx="5669280" cy="4251960"/>
+            <wp:docPr id="15" name="Picture 15"/>
+            <wp:cNvGraphicFramePr>
+              <a:graphicFrameLocks noChangeAspect="1"/>
+            </wp:cNvGraphicFramePr>
+            <a:graphic>
+              <a:graphicData uri="http://schemas.openxmlformats.org/drawingml/2006/picture">
+                <pic:pic>
+                  <pic:nvPicPr>
+                    <pic:cNvPr id="0" name="image.png"/>
+                    <pic:cNvPicPr/>
+                  </pic:nvPicPr>
+                  <pic:blipFill>
+                    <a:blip r:embed="rId10"/>
+                    <a:stretch>
+                      <a:fillRect/>
+                    </a:stretch>
+                  </pic:blipFill>
+                  <pic:spPr>
+                    <a:xfrm>
+                      <a:off x="0" y="0"/>
+                      <a:ext cx="5669280" cy="4251960"/>
+                    </a:xfrm>
+                    <a:prstGeom prst="rect"/>
+                  </pic:spPr>
+                </pic:pic>
+              </a:graphicData>
+            </a:graphic>
+          </wp:inline>
+        </w:drawing>
+      </w:r>
+    </w:p>
+    <w:p>
+      <w:r>
+        <w:rPr>
+          <w:rFonts w:ascii="TH Sarabun New" w:hAnsi="TH Sarabun New" w:eastAsia="TH Sarabun New"/>
+          <w:b w:val="0"/>
+          <w:i/>
+          <w:sz w:val="28"/>
+        </w:rPr>
+        <w:t>ภาพประกอบขั้นตอนที่ 4</w:t>
+      </w:r>
+    </w:p>
+    <w:tbl>
+      <w:tblPr>
+        <w:tblStyle w:val="TableGrid"/>
+        <w:tblW w:type="auto" w:w="0"/>
+        <w:tblLook w:firstColumn="1" w:firstRow="1" w:lastColumn="0" w:lastRow="0" w:noHBand="0" w:noVBand="1" w:val="04A0"/>
+      </w:tblPr>
+      <w:tblGrid>
+        <w:gridCol w:w="4320"/>
+        <w:gridCol w:w="4320"/>
+      </w:tblGrid>
+      <w:tr>
+        <w:trPr>
+          <w:cantSplit/>
+        </w:trPr>
+        <w:tc>
+          <w:tcPr>
+            <w:tcW w:type="dxa" w:w="4320"/>
+          </w:tcPr>
+          <w:p>
+            <w:pPr>
+              <w:keepLines/>
+              <w:spacing w:after="0" w:before="0"/>
+            </w:pPr>
+            <w:r>
+              <w:t>Field Name</w:t>
+            </w:r>
+          </w:p>
+        </w:tc>
+        <w:tc>
+          <w:tcPr>
+            <w:tcW w:type="dxa" w:w="4320"/>
+          </w:tcPr>
+          <w:p>
+            <w:pPr>
+              <w:keepLines/>
+              <w:spacing w:after="0" w:before="0"/>
+            </w:pPr>
+            <w:r>
+              <w:t>Meaning</w:t>
+            </w:r>
+          </w:p>
+        </w:tc>
+      </w:tr>
+      <w:tr>
+        <w:trPr>
+          <w:cantSplit/>
+        </w:trPr>
+        <w:tc>
+          <w:tcPr>
+            <w:tcW w:type="dxa" w:w="4320"/>
+          </w:tcPr>
+          <w:p>
+            <w:pPr>
+              <w:keepLines/>
+              <w:spacing w:after="0" w:before="0"/>
+            </w:pPr>
+            <w:r>
+              <w:t>Cheque Number</w:t>
+            </w:r>
+          </w:p>
+        </w:tc>
+        <w:tc>
+          <w:tcPr>
+            <w:tcW w:type="dxa" w:w="4320"/>
+          </w:tcPr>
+          <w:p>
+            <w:pPr>
+              <w:keepLines/>
+              <w:spacing w:after="0" w:before="0"/>
+            </w:pPr>
+            <w:r>
+              <w:t>เลขที่พิมพ์บนเช็คที่ใช้ติดตามรายการ</w:t>
+            </w:r>
+          </w:p>
+        </w:tc>
+      </w:tr>
+      <w:tr>
+        <w:trPr>
+          <w:cantSplit/>
+        </w:trPr>
+        <w:tc>
+          <w:tcPr>
+            <w:tcW w:type="dxa" w:w="4320"/>
+          </w:tcPr>
+          <w:p>
+            <w:pPr>
+              <w:keepLines/>
+              <w:spacing w:after="0" w:before="0"/>
+            </w:pPr>
+            <w:r>
+              <w:t>Deposit Date</w:t>
+            </w:r>
+          </w:p>
+        </w:tc>
+        <w:tc>
+          <w:tcPr>
+            <w:tcW w:type="dxa" w:w="4320"/>
+          </w:tcPr>
+          <w:p>
+            <w:pPr>
+              <w:keepLines/>
+              <w:spacing w:after="0" w:before="0"/>
+            </w:pPr>
+            <w:r>
+              <w:t>วันที่นำเช็คไปฝากหรือส่งเข้าธนาคาร</w:t>
+            </w:r>
+          </w:p>
+        </w:tc>
+      </w:tr>
+      <w:tr>
+        <w:trPr>
+          <w:cantSplit/>
+        </w:trPr>
+        <w:tc>
+          <w:tcPr>
+            <w:tcW w:type="dxa" w:w="4320"/>
+          </w:tcPr>
+          <w:p>
+            <w:pPr>
+              <w:keepLines/>
+              <w:spacing w:after="0" w:before="0"/>
+            </w:pPr>
+            <w:r>
+              <w:t>Clear Date</w:t>
+            </w:r>
+          </w:p>
+        </w:tc>
+        <w:tc>
+          <w:tcPr>
+            <w:tcW w:type="dxa" w:w="4320"/>
+          </w:tcPr>
+          <w:p>
+            <w:pPr>
+              <w:keepLines/>
+              <w:spacing w:after="0" w:before="0"/>
+            </w:pPr>
+            <w:r>
+              <w:t>วันที่เช็คผ่านธนาคารหรือเคลียร์รายการสำเร็จ</w:t>
+            </w:r>
+          </w:p>
+        </w:tc>
+      </w:tr>
+      <w:tr>
+        <w:trPr>
+          <w:cantSplit/>
+        </w:trPr>
+        <w:tc>
+          <w:tcPr>
+            <w:tcW w:type="dxa" w:w="4320"/>
+          </w:tcPr>
+          <w:p>
+            <w:pPr>
+              <w:keepLines/>
+              <w:spacing w:after="0" w:before="0"/>
+            </w:pPr>
+            <w:r>
+              <w:t>Journal</w:t>
+            </w:r>
+          </w:p>
+        </w:tc>
+        <w:tc>
+          <w:tcPr>
+            <w:tcW w:type="dxa" w:w="4320"/>
+          </w:tcPr>
+          <w:p>
+            <w:pPr>
+              <w:keepLines/>
+              <w:spacing w:after="0" w:before="0"/>
+            </w:pPr>
+            <w:r>
+              <w:t>สมุดรายวันที่ระบบจะใช้บันทึกรายการบัญชีของเอกสารนี้</w:t>
+            </w:r>
+          </w:p>
+        </w:tc>
+      </w:tr>
+      <w:tr>
+        <w:trPr>
+          <w:cantSplit/>
+        </w:trPr>
+        <w:tc>
+          <w:tcPr>
+            <w:tcW w:type="dxa" w:w="4320"/>
+          </w:tcPr>
+          <w:p>
+            <w:pPr>
+              <w:keepLines/>
+              <w:spacing w:after="0" w:before="0"/>
+            </w:pPr>
+            <w:r>
+              <w:t>Status</w:t>
+            </w:r>
+          </w:p>
+        </w:tc>
+        <w:tc>
+          <w:tcPr>
+            <w:tcW w:type="dxa" w:w="4320"/>
+          </w:tcPr>
+          <w:p>
+            <w:pPr>
+              <w:keepLines/>
+              <w:spacing w:after="0" w:before="0"/>
+            </w:pPr>
+            <w:r>
+              <w:t>สถานะปัจจุบันของเอกสารหรือรายการ</w:t>
+            </w:r>
+          </w:p>
+        </w:tc>
+      </w:tr>
+    </w:tbl>
+    <w:p>
+      <w:pPr>
+        <w:pStyle w:val="Heading1"/>
+        <w:keepNext/>
+        <w:spacing w:before="0" w:after="120"/>
+        <w:keepLines/>
+      </w:pPr>
+      <w:r>
+        <w:t>4. ตรวจสอบ Journal Entry</w:t>
+      </w:r>
+    </w:p>
+    <w:p>
+      <w:pPr>
+        <w:keepNext/>
+        <w:spacing w:before="0" w:after="120"/>
+        <w:keepLines/>
+      </w:pPr>
+      <w:r>
+        <w:rPr>
+          <w:rFonts w:ascii="TH Sarabun New" w:hAnsi="TH Sarabun New" w:eastAsia="TH Sarabun New"/>
+          <w:b/>
+          <w:sz w:val="32"/>
+        </w:rPr>
+        <w:t>วิธีอ่าน Journal ในหัวข้อนี้</w:t>
+      </w:r>
+    </w:p>
+    <w:p>
+      <w:r>
+        <w:rPr>
+          <w:rFonts w:ascii="TH Sarabun New" w:hAnsi="TH Sarabun New" w:eastAsia="TH Sarabun New"/>
+          <w:b/>
+          <w:sz w:val="32"/>
+        </w:rPr>
+        <w:t>แนวทางการตรวจสอบ Journal</w:t>
+      </w:r>
+    </w:p>
+    <w:p>
+      <w:r>
+        <w:rPr>
+          <w:rFonts w:ascii="TH Sarabun New" w:hAnsi="TH Sarabun New" w:eastAsia="TH Sarabun New"/>
+          <w:b w:val="0"/>
+          <w:sz w:val="32"/>
+        </w:rPr>
+        <w:t>ในการตรวจ Journal ของขั้นตอนเคลียร์ ควรเทียบเลขเช็ค วันที่ และชื่อบัญชีทั้งสองฝั่ง เพื่อยืนยันว่าระบบย้ายยอดออกจากบัญชีพักถูกใบและถูกช่วงเวลา.</w:t>
+      </w:r>
+    </w:p>
+    <w:p>
+      <w:pPr>
+        <w:spacing w:after="120" w:before="0"/>
+        <w:keepNext/>
+      </w:pPr>
+      <w:r>
+        <w:t>ขั้นตอนเคลียร์เช็คคือการย้ายยอดจากบัญชีพักเช็ครับหรือเช็คจ่าย ไปยังบัญชีธนาคารจริง</w:t>
+      </w:r>
+    </w:p>
+    <w:p>
+      <w:pPr>
+        <w:spacing w:after="120" w:before="0"/>
+        <w:keepNext/>
+      </w:pPr>
+      <w:r>
+        <w:t>ให้เทียบเลขเช็ค วันที่เคลียร์ และชื่อบัญชีใน Journal Items ว่าตรงกับเช็คใบที่ต้องการปิดสถานะ</w:t>
+      </w:r>
+    </w:p>
+    <w:p>
+      <w:pPr>
+        <w:spacing w:after="120" w:before="0"/>
+        <w:keepNext/>
+      </w:pPr>
+      <w:r>
+        <w:t>ถ้าดูถูกใบ จะเห็นว่าบัญชีพักลดลงและบัญชีธนาคารเพิ่มหรือลดตามทิศทางของรายการ</w:t>
+      </w:r>
+    </w:p>
+    <w:p>
+      <w:pPr>
+        <w:spacing w:before="0" w:after="120"/>
+      </w:pPr>
+      <w:r>
+        <w:drawing>
+          <wp:inline xmlns:a="http://schemas.openxmlformats.org/drawingml/2006/main" xmlns:pic="http://schemas.openxmlformats.org/drawingml/2006/picture">
+            <wp:extent cx="5669280" cy="4953533"/>
+            <wp:docPr id="10" name="Picture 10"/>
+            <wp:cNvGraphicFramePr>
+              <a:graphicFrameLocks noChangeAspect="1"/>
+            </wp:cNvGraphicFramePr>
+            <a:graphic>
+              <a:graphicData uri="http://schemas.openxmlformats.org/drawingml/2006/picture">
+                <pic:pic>
+                  <pic:nvPicPr>
+                    <pic:cNvPr id="0" name="image.png"/>
+                    <pic:cNvPicPr/>
+                  </pic:nvPicPr>
+                  <pic:blipFill>
+                    <a:blip r:embed="rId20"/>
+                    <a:stretch>
+                      <a:fillRect/>
+                    </a:stretch>
+                  </pic:blipFill>
+                  <pic:spPr>
+                    <a:xfrm>
+                      <a:off x="0" y="0"/>
+                      <a:ext cx="5669280" cy="4953533"/>
                     </a:xfrm>
                     <a:prstGeom prst="rect"/>
                   </pic:spPr>
@@ -422,654 +743,23 @@
     </w:p>
     <w:p>
       <w:pPr>
+        <w:spacing w:before="0" w:after="120"/>
         <w:jc w:val="center"/>
+        <w:keepNext/>
       </w:pPr>
       <w:r>
-        <w:t>รูป 5.7A.2 เมนู Cheque &gt; Operations</w:t>
-      </w:r>
-    </w:p>
-    <w:p>
-      <w:r>
-        <w:t>2. ขั้นตอนการทำรายการ</w:t>
-      </w:r>
-    </w:p>
-    <w:p>
-      <w:r>
-        <w:rPr>
-          <w:rFonts w:ascii="TH Sarabun New" w:hAnsi="TH Sarabun New" w:eastAsia="TH Sarabun New"/>
-          <w:b/>
-          <w:sz w:val="32"/>
-        </w:rPr>
-        <w:t>ขั้นตอนการเคลียร์เช็คขาออก</w:t>
-      </w:r>
-    </w:p>
-    <w:p>
-      <w:r>
-        <w:rPr>
-          <w:rFonts w:ascii="TH Sarabun New" w:hAnsi="TH Sarabun New" w:eastAsia="TH Sarabun New"/>
-          <w:sz w:val="32"/>
-        </w:rPr>
-        <w:t>1. เปิดเช็ค 860200001 หรือ 860200002 จากเมนู Cheque Paying.</w:t>
-      </w:r>
-    </w:p>
-    <w:p>
-      <w:r>
-        <w:rPr>
-          <w:rFonts w:ascii="TH Sarabun New" w:hAnsi="TH Sarabun New" w:eastAsia="TH Sarabun New"/>
-          <w:sz w:val="32"/>
-        </w:rPr>
-        <w:t>2. ถ้าเช็คอยู่สถานะ Confirmed ให้กด Bank Deposit ก่อน.</w:t>
-      </w:r>
-    </w:p>
-    <w:p>
-      <w:r>
-        <w:t>3. เมื่อเช็คเข้าสถานะ Bank Deposit แล้ว ให้กด Done เพื่อปิด ลำดับการทำงาน และให้ระบบสร้างรายการบัญชีที่เกี่ยวกับธนาคารจริง.</w:t>
-      </w:r>
-    </w:p>
-    <w:p>
-      <w:r>
-        <w:rPr>
-          <w:rFonts w:ascii="TH Sarabun New" w:hAnsi="TH Sarabun New" w:eastAsia="TH Sarabun New"/>
-          <w:b/>
-          <w:sz w:val="32"/>
-        </w:rPr>
-        <w:t>ขั้นตอนการเคลียร์เช็คขาเข้า</w:t>
-      </w:r>
-    </w:p>
-    <w:p>
-      <w:r>
-        <w:rPr>
-          <w:rFonts w:ascii="TH Sarabun New" w:hAnsi="TH Sarabun New" w:eastAsia="TH Sarabun New"/>
-          <w:sz w:val="32"/>
-        </w:rPr>
-        <w:t>1. เปิดเช็ค RCV-INV-E/26/04/00003 หรือ RCV-INV-E/26/04/00004 จากเมนู Cheque Receiving.</w:t>
-      </w:r>
-    </w:p>
-    <w:p>
-      <w:r>
-        <w:rPr>
-          <w:rFonts w:ascii="TH Sarabun New" w:hAnsi="TH Sarabun New" w:eastAsia="TH Sarabun New"/>
-          <w:sz w:val="32"/>
-        </w:rPr>
-        <w:t>2. กด Bank Deposit เมื่อเช็ครับถูกนำฝากธนาคาร แล้วกด Done เมื่อธนาคารตัดผ่านจริง.</w:t>
-      </w:r>
-    </w:p>
-    <w:p>
-      <w:r>
-        <w:t>ตัวอย่างข้อมูลจริงที่ใช้ในคู่มือ</w:t>
-      </w:r>
-    </w:p>
-    <w:tbl>
-      <w:tblPr>
-        <w:tblStyle w:val="TableGrid"/>
-        <w:tblW w:type="auto" w:w="0"/>
-        <w:tblLook w:firstColumn="1" w:firstRow="1" w:lastColumn="0" w:lastRow="0" w:noHBand="0" w:noVBand="1" w:val="04A0"/>
-      </w:tblPr>
-      <w:tblGrid>
-        <w:gridCol w:w="3312"/>
-        <w:gridCol w:w="3312"/>
-        <w:gridCol w:w="3312"/>
-      </w:tblGrid>
-      <w:tr>
-        <w:tc>
-          <w:tcPr>
-            <w:tcW w:type="dxa" w:w="3312"/>
-            <w:shd w:fill="D9EAF7"/>
-          </w:tcPr>
-          <w:p>
-            <w:r>
-              <w:rPr>
-                <w:rFonts w:ascii="TH Sarabun New" w:hAnsi="TH Sarabun New" w:eastAsia="TH Sarabun New"/>
-                <w:sz w:val="28"/>
-              </w:rPr>
-              <w:t>Scenario</w:t>
-            </w:r>
-          </w:p>
-        </w:tc>
-        <w:tc>
-          <w:tcPr>
-            <w:tcW w:type="dxa" w:w="3312"/>
-            <w:shd w:fill="D9EAF7"/>
-          </w:tcPr>
-          <w:p>
-            <w:r>
-              <w:rPr>
-                <w:rFonts w:ascii="TH Sarabun New" w:hAnsi="TH Sarabun New" w:eastAsia="TH Sarabun New"/>
-                <w:sz w:val="28"/>
-              </w:rPr>
-              <w:t>ข้อมูลตัวอย่าง</w:t>
-            </w:r>
-          </w:p>
-        </w:tc>
-        <w:tc>
-          <w:tcPr>
-            <w:tcW w:type="dxa" w:w="3312"/>
-            <w:shd w:fill="D9EAF7"/>
-          </w:tcPr>
-          <w:p>
-            <w:r>
-              <w:rPr>
-                <w:rFonts w:ascii="TH Sarabun New" w:hAnsi="TH Sarabun New" w:eastAsia="TH Sarabun New"/>
-                <w:sz w:val="28"/>
-              </w:rPr>
-              <w:t>ผลลัพธ์ที่ต้องเห็น</w:t>
-            </w:r>
-          </w:p>
-        </w:tc>
-      </w:tr>
-      <w:tr>
-        <w:tc>
-          <w:tcPr>
-            <w:tcW w:type="dxa" w:w="3312"/>
-          </w:tcPr>
-          <w:p>
-            <w:r>
-              <w:rPr>
-                <w:rFonts w:ascii="TH Sarabun New" w:hAnsi="TH Sarabun New" w:eastAsia="TH Sarabun New"/>
-                <w:sz w:val="28"/>
-              </w:rPr>
-              <w:t>Scenario A: เคลียร์เช็คจ่าย</w:t>
-            </w:r>
-          </w:p>
-        </w:tc>
-        <w:tc>
-          <w:tcPr>
-            <w:tcW w:type="dxa" w:w="3312"/>
-          </w:tcPr>
-          <w:p>
-            <w:r>
-              <w:rPr>
-                <w:rFonts w:ascii="TH Sarabun New" w:hAnsi="TH Sarabun New" w:eastAsia="TH Sarabun New"/>
-                <w:sz w:val="28"/>
-              </w:rPr>
-              <w:t>ใช้ 860200002 เป็นตัวอย่างเช็คที่ถูกเคลียร์ครบแล้ว</w:t>
-            </w:r>
-          </w:p>
-        </w:tc>
-        <w:tc>
-          <w:tcPr>
-            <w:tcW w:type="dxa" w:w="3312"/>
-          </w:tcPr>
-          <w:p>
-            <w:r>
-              <w:rPr>
-                <w:rFonts w:ascii="TH Sarabun New" w:hAnsi="TH Sarabun New" w:eastAsia="TH Sarabun New"/>
-                <w:sz w:val="28"/>
-              </w:rPr>
-              <w:t>ตรวจ Payment Entry และ Deposit Move ประกอบ</w:t>
-            </w:r>
-          </w:p>
-        </w:tc>
-      </w:tr>
-      <w:tr>
-        <w:tc>
-          <w:tcPr>
-            <w:tcW w:type="dxa" w:w="3312"/>
-          </w:tcPr>
-          <w:p>
-            <w:r>
-              <w:rPr>
-                <w:rFonts w:ascii="TH Sarabun New" w:hAnsi="TH Sarabun New" w:eastAsia="TH Sarabun New"/>
-                <w:sz w:val="28"/>
-              </w:rPr>
-              <w:t>Scenario B: เคลียร์เช็ครับ</w:t>
-            </w:r>
-          </w:p>
-        </w:tc>
-        <w:tc>
-          <w:tcPr>
-            <w:tcW w:type="dxa" w:w="3312"/>
-          </w:tcPr>
-          <w:p>
-            <w:r>
-              <w:rPr>
-                <w:rFonts w:ascii="TH Sarabun New" w:hAnsi="TH Sarabun New" w:eastAsia="TH Sarabun New"/>
-                <w:sz w:val="28"/>
-              </w:rPr>
-              <w:t>ใช้ RCV-INV-E/26/04/00004 เป็นตัวอย่างเช็ครับที่ตัดผ่านแล้ว</w:t>
-            </w:r>
-          </w:p>
-        </w:tc>
-        <w:tc>
-          <w:tcPr>
-            <w:tcW w:type="dxa" w:w="3312"/>
-          </w:tcPr>
-          <w:p>
-            <w:r>
-              <w:rPr>
-                <w:rFonts w:ascii="TH Sarabun New" w:hAnsi="TH Sarabun New" w:eastAsia="TH Sarabun New"/>
-                <w:sz w:val="28"/>
-              </w:rPr>
-              <w:t>ตรวจว่าบัญชีพักเช็ครับถูกปิดยอดแล้ว</w:t>
-            </w:r>
-          </w:p>
-        </w:tc>
-      </w:tr>
-    </w:tbl>
-    <w:p>
-      <w:r>
-        <w:t>3. ตรวจสอบรายการบัญชี (Journal Entry)</w:t>
-      </w:r>
-    </w:p>
-    <w:p>
-      <w:r>
-        <w:rPr>
-          <w:rFonts w:ascii="TH Sarabun New" w:hAnsi="TH Sarabun New" w:eastAsia="TH Sarabun New"/>
-          <w:b/>
-          <w:sz w:val="32"/>
-        </w:rPr>
-        <w:t>Journal Items ตอนเคลียร์เช็คขาออกเข้าธนาคาร</w:t>
-      </w:r>
-    </w:p>
-    <w:tbl>
-      <w:tblPr>
-        <w:tblStyle w:val="TableGrid"/>
-        <w:tblW w:type="auto" w:w="0"/>
-        <w:tblLook w:firstColumn="1" w:firstRow="1" w:lastColumn="0" w:lastRow="0" w:noHBand="0" w:noVBand="1" w:val="04A0"/>
-      </w:tblPr>
-      <w:tblGrid>
-        <w:gridCol w:w="2484"/>
-        <w:gridCol w:w="2484"/>
-        <w:gridCol w:w="2484"/>
-        <w:gridCol w:w="2484"/>
-      </w:tblGrid>
-      <w:tr>
-        <w:tc>
-          <w:tcPr>
-            <w:tcW w:type="dxa" w:w="2484"/>
-            <w:shd w:fill="D9EAF7"/>
-          </w:tcPr>
-          <w:p>
-            <w:r>
-              <w:rPr>
-                <w:rFonts w:ascii="TH Sarabun New" w:hAnsi="TH Sarabun New" w:eastAsia="TH Sarabun New"/>
-                <w:sz w:val="28"/>
-              </w:rPr>
-              <w:t>บัญชี</w:t>
-            </w:r>
-          </w:p>
-        </w:tc>
-        <w:tc>
-          <w:tcPr>
-            <w:tcW w:type="dxa" w:w="2484"/>
-            <w:shd w:fill="D9EAF7"/>
-          </w:tcPr>
-          <w:p>
-            <w:r>
-              <w:rPr>
-                <w:rFonts w:ascii="TH Sarabun New" w:hAnsi="TH Sarabun New" w:eastAsia="TH Sarabun New"/>
-                <w:sz w:val="28"/>
-              </w:rPr>
-              <w:t>คำอธิบาย</w:t>
-            </w:r>
-          </w:p>
-        </w:tc>
-        <w:tc>
-          <w:tcPr>
-            <w:tcW w:type="dxa" w:w="2484"/>
-            <w:shd w:fill="D9EAF7"/>
-          </w:tcPr>
-          <w:p>
-            <w:r>
-              <w:rPr>
-                <w:rFonts w:ascii="TH Sarabun New" w:hAnsi="TH Sarabun New" w:eastAsia="TH Sarabun New"/>
-                <w:sz w:val="28"/>
-              </w:rPr>
-              <w:t>Debit</w:t>
-            </w:r>
-          </w:p>
-        </w:tc>
-        <w:tc>
-          <w:tcPr>
-            <w:tcW w:type="dxa" w:w="2484"/>
-            <w:shd w:fill="D9EAF7"/>
-          </w:tcPr>
-          <w:p>
-            <w:r>
-              <w:rPr>
-                <w:rFonts w:ascii="TH Sarabun New" w:hAnsi="TH Sarabun New" w:eastAsia="TH Sarabun New"/>
-                <w:sz w:val="28"/>
-              </w:rPr>
-              <w:t>Credit</w:t>
-            </w:r>
-          </w:p>
-        </w:tc>
-      </w:tr>
-      <w:tr>
-        <w:tc>
-          <w:tcPr>
-            <w:tcW w:type="dxa" w:w="2484"/>
-          </w:tcPr>
-          <w:p>
-            <w:r>
-              <w:rPr>
-                <w:rFonts w:ascii="TH Sarabun New" w:hAnsi="TH Sarabun New" w:eastAsia="TH Sarabun New"/>
-                <w:sz w:val="28"/>
-              </w:rPr>
-              <w:t>111201 BAY CA สามแยก #046-0-14721-8</w:t>
-            </w:r>
-          </w:p>
-        </w:tc>
-        <w:tc>
-          <w:tcPr>
-            <w:tcW w:type="dxa" w:w="2484"/>
-          </w:tcPr>
-          <w:p>
-            <w:r>
-              <w:rPr>
-                <w:rFonts w:ascii="TH Sarabun New" w:hAnsi="TH Sarabun New" w:eastAsia="TH Sarabun New"/>
-                <w:sz w:val="28"/>
-              </w:rPr>
-              <w:t>Bank Clearing for Cheque 860200002</w:t>
-            </w:r>
-          </w:p>
-        </w:tc>
-        <w:tc>
-          <w:tcPr>
-            <w:tcW w:type="dxa" w:w="2484"/>
-          </w:tcPr>
-          <w:p>
-            <w:r>
-              <w:rPr>
-                <w:rFonts w:ascii="TH Sarabun New" w:hAnsi="TH Sarabun New" w:eastAsia="TH Sarabun New"/>
-                <w:sz w:val="28"/>
-              </w:rPr>
-              <w:t>0.0</w:t>
-            </w:r>
-          </w:p>
-        </w:tc>
-        <w:tc>
-          <w:tcPr>
-            <w:tcW w:type="dxa" w:w="2484"/>
-          </w:tcPr>
-          <w:p>
-            <w:r>
-              <w:rPr>
-                <w:rFonts w:ascii="TH Sarabun New" w:hAnsi="TH Sarabun New" w:eastAsia="TH Sarabun New"/>
-                <w:sz w:val="28"/>
-              </w:rPr>
-              <w:t>18000.0</w:t>
-            </w:r>
-          </w:p>
-        </w:tc>
-      </w:tr>
-      <w:tr>
-        <w:tc>
-          <w:tcPr>
-            <w:tcW w:type="dxa" w:w="2484"/>
-          </w:tcPr>
-          <w:p>
-            <w:r>
-              <w:rPr>
-                <w:rFonts w:ascii="TH Sarabun New" w:hAnsi="TH Sarabun New" w:eastAsia="TH Sarabun New"/>
-                <w:sz w:val="28"/>
-              </w:rPr>
-              <w:t>212004 เช็คจ่ายลงวันที่ล่วงหน้า</w:t>
-            </w:r>
-          </w:p>
-        </w:tc>
-        <w:tc>
-          <w:tcPr>
-            <w:tcW w:type="dxa" w:w="2484"/>
-          </w:tcPr>
-          <w:p>
-            <w:r>
-              <w:rPr>
-                <w:rFonts w:ascii="TH Sarabun New" w:hAnsi="TH Sarabun New" w:eastAsia="TH Sarabun New"/>
-                <w:sz w:val="28"/>
-              </w:rPr>
-              <w:t>Bank Clearing for Cheque 860200002</w:t>
-            </w:r>
-          </w:p>
-        </w:tc>
-        <w:tc>
-          <w:tcPr>
-            <w:tcW w:type="dxa" w:w="2484"/>
-          </w:tcPr>
-          <w:p>
-            <w:r>
-              <w:rPr>
-                <w:rFonts w:ascii="TH Sarabun New" w:hAnsi="TH Sarabun New" w:eastAsia="TH Sarabun New"/>
-                <w:sz w:val="28"/>
-              </w:rPr>
-              <w:t>18000.0</w:t>
-            </w:r>
-          </w:p>
-        </w:tc>
-        <w:tc>
-          <w:tcPr>
-            <w:tcW w:type="dxa" w:w="2484"/>
-          </w:tcPr>
-          <w:p>
-            <w:r>
-              <w:rPr>
-                <w:rFonts w:ascii="TH Sarabun New" w:hAnsi="TH Sarabun New" w:eastAsia="TH Sarabun New"/>
-                <w:sz w:val="28"/>
-              </w:rPr>
-              <w:t>0.0</w:t>
-            </w:r>
-          </w:p>
-        </w:tc>
-      </w:tr>
-    </w:tbl>
-    <w:p>
-      <w:r>
-        <w:rPr>
-          <w:rFonts w:ascii="TH Sarabun New" w:hAnsi="TH Sarabun New" w:eastAsia="TH Sarabun New"/>
-          <w:b/>
-          <w:sz w:val="32"/>
-        </w:rPr>
-        <w:t>Journal Items ตอนเคลียร์เช็ครับเข้าธนาคาร</w:t>
-      </w:r>
-    </w:p>
-    <w:tbl>
-      <w:tblPr>
-        <w:tblStyle w:val="TableGrid"/>
-        <w:tblW w:type="auto" w:w="0"/>
-        <w:tblLook w:firstColumn="1" w:firstRow="1" w:lastColumn="0" w:lastRow="0" w:noHBand="0" w:noVBand="1" w:val="04A0"/>
-      </w:tblPr>
-      <w:tblGrid>
-        <w:gridCol w:w="2484"/>
-        <w:gridCol w:w="2484"/>
-        <w:gridCol w:w="2484"/>
-        <w:gridCol w:w="2484"/>
-      </w:tblGrid>
-      <w:tr>
-        <w:tc>
-          <w:tcPr>
-            <w:tcW w:type="dxa" w:w="2484"/>
-            <w:shd w:fill="D9EAF7"/>
-          </w:tcPr>
-          <w:p>
-            <w:r>
-              <w:rPr>
-                <w:rFonts w:ascii="TH Sarabun New" w:hAnsi="TH Sarabun New" w:eastAsia="TH Sarabun New"/>
-                <w:sz w:val="28"/>
-              </w:rPr>
-              <w:t>บัญชี</w:t>
-            </w:r>
-          </w:p>
-        </w:tc>
-        <w:tc>
-          <w:tcPr>
-            <w:tcW w:type="dxa" w:w="2484"/>
-            <w:shd w:fill="D9EAF7"/>
-          </w:tcPr>
-          <w:p>
-            <w:r>
-              <w:rPr>
-                <w:rFonts w:ascii="TH Sarabun New" w:hAnsi="TH Sarabun New" w:eastAsia="TH Sarabun New"/>
-                <w:sz w:val="28"/>
-              </w:rPr>
-              <w:t>คำอธิบาย</w:t>
-            </w:r>
-          </w:p>
-        </w:tc>
-        <w:tc>
-          <w:tcPr>
-            <w:tcW w:type="dxa" w:w="2484"/>
-            <w:shd w:fill="D9EAF7"/>
-          </w:tcPr>
-          <w:p>
-            <w:r>
-              <w:rPr>
-                <w:rFonts w:ascii="TH Sarabun New" w:hAnsi="TH Sarabun New" w:eastAsia="TH Sarabun New"/>
-                <w:sz w:val="28"/>
-              </w:rPr>
-              <w:t>Debit</w:t>
-            </w:r>
-          </w:p>
-        </w:tc>
-        <w:tc>
-          <w:tcPr>
-            <w:tcW w:type="dxa" w:w="2484"/>
-            <w:shd w:fill="D9EAF7"/>
-          </w:tcPr>
-          <w:p>
-            <w:r>
-              <w:rPr>
-                <w:rFonts w:ascii="TH Sarabun New" w:hAnsi="TH Sarabun New" w:eastAsia="TH Sarabun New"/>
-                <w:sz w:val="28"/>
-              </w:rPr>
-              <w:t>Credit</w:t>
-            </w:r>
-          </w:p>
-        </w:tc>
-      </w:tr>
-      <w:tr>
-        <w:tc>
-          <w:tcPr>
-            <w:tcW w:type="dxa" w:w="2484"/>
-          </w:tcPr>
-          <w:p>
-            <w:r>
-              <w:rPr>
-                <w:rFonts w:ascii="TH Sarabun New" w:hAnsi="TH Sarabun New" w:eastAsia="TH Sarabun New"/>
-                <w:sz w:val="28"/>
-              </w:rPr>
-              <w:t>111201 BAY CA สามแยก #046-0-14721-8</w:t>
-            </w:r>
-          </w:p>
-        </w:tc>
-        <w:tc>
-          <w:tcPr>
-            <w:tcW w:type="dxa" w:w="2484"/>
-          </w:tcPr>
-          <w:p>
-            <w:r>
-              <w:rPr>
-                <w:rFonts w:ascii="TH Sarabun New" w:hAnsi="TH Sarabun New" w:eastAsia="TH Sarabun New"/>
-                <w:sz w:val="28"/>
-              </w:rPr>
-              <w:t>Bank Clearing for Cheque RCV-INV-E/26/04/00004</w:t>
-            </w:r>
-          </w:p>
-        </w:tc>
-        <w:tc>
-          <w:tcPr>
-            <w:tcW w:type="dxa" w:w="2484"/>
-          </w:tcPr>
-          <w:p>
-            <w:r>
-              <w:rPr>
-                <w:rFonts w:ascii="TH Sarabun New" w:hAnsi="TH Sarabun New" w:eastAsia="TH Sarabun New"/>
-                <w:sz w:val="28"/>
-              </w:rPr>
-              <w:t>11000.0</w:t>
-            </w:r>
-          </w:p>
-        </w:tc>
-        <w:tc>
-          <w:tcPr>
-            <w:tcW w:type="dxa" w:w="2484"/>
-          </w:tcPr>
-          <w:p>
-            <w:r>
-              <w:rPr>
-                <w:rFonts w:ascii="TH Sarabun New" w:hAnsi="TH Sarabun New" w:eastAsia="TH Sarabun New"/>
-                <w:sz w:val="28"/>
-              </w:rPr>
-              <w:t>0.0</w:t>
-            </w:r>
-          </w:p>
-        </w:tc>
-      </w:tr>
-      <w:tr>
-        <w:tc>
-          <w:tcPr>
-            <w:tcW w:type="dxa" w:w="2484"/>
-          </w:tcPr>
-          <w:p>
-            <w:r>
-              <w:rPr>
-                <w:rFonts w:ascii="TH Sarabun New" w:hAnsi="TH Sarabun New" w:eastAsia="TH Sarabun New"/>
-                <w:sz w:val="28"/>
-              </w:rPr>
-              <w:t>113005 เช็ครับลงวันที่ล่วงหน้า</w:t>
-            </w:r>
-          </w:p>
-        </w:tc>
-        <w:tc>
-          <w:tcPr>
-            <w:tcW w:type="dxa" w:w="2484"/>
-          </w:tcPr>
-          <w:p>
-            <w:r>
-              <w:rPr>
-                <w:rFonts w:ascii="TH Sarabun New" w:hAnsi="TH Sarabun New" w:eastAsia="TH Sarabun New"/>
-                <w:sz w:val="28"/>
-              </w:rPr>
-              <w:t>Bank Clearing for Cheque RCV-INV-E/26/04/00004</w:t>
-            </w:r>
-          </w:p>
-        </w:tc>
-        <w:tc>
-          <w:tcPr>
-            <w:tcW w:type="dxa" w:w="2484"/>
-          </w:tcPr>
-          <w:p>
-            <w:r>
-              <w:rPr>
-                <w:rFonts w:ascii="TH Sarabun New" w:hAnsi="TH Sarabun New" w:eastAsia="TH Sarabun New"/>
-                <w:sz w:val="28"/>
-              </w:rPr>
-              <w:t>0.0</w:t>
-            </w:r>
-          </w:p>
-        </w:tc>
-        <w:tc>
-          <w:tcPr>
-            <w:tcW w:type="dxa" w:w="2484"/>
-          </w:tcPr>
-          <w:p>
-            <w:r>
-              <w:rPr>
-                <w:rFonts w:ascii="TH Sarabun New" w:hAnsi="TH Sarabun New" w:eastAsia="TH Sarabun New"/>
-                <w:sz w:val="28"/>
-              </w:rPr>
-              <w:t>11000.0</w:t>
-            </w:r>
-          </w:p>
-        </w:tc>
-      </w:tr>
-    </w:tbl>
-    <w:p>
-      <w:r>
-        <w:rPr>
-          <w:b w:val="0"/>
-        </w:rPr>
-        <w:t>หลังบันทึกรายการสำเร็จ ให้เปิด Journal Entry เพื่อตรวจดูว่าระบบบันทึกเงินเข้า เงินออก หรือบัญชีพักไว้ที่บัญชีใดบ้างตามตัวอย่างจริงด้านล่าง.</w:t>
+        <w:t>ภาพ Journal Entry หลังเคลียร์เช็ครับ พร้อมคำอธิบาย Dr/Cr</w:t>
       </w:r>
     </w:p>
     <w:p>
       <w:pPr>
-        <w:jc w:val="center"/>
+        <w:spacing w:before="0" w:after="120"/>
       </w:pPr>
       <w:r>
         <w:drawing>
           <wp:inline xmlns:a="http://schemas.openxmlformats.org/drawingml/2006/main" xmlns:pic="http://schemas.openxmlformats.org/drawingml/2006/picture">
-            <wp:extent cx="5852160" cy="4389120"/>
-            <wp:docPr id="9" name="Picture 9"/>
+            <wp:extent cx="5669280" cy="4953533"/>
+            <wp:docPr id="11" name="Picture 11"/>
             <wp:cNvGraphicFramePr>
               <a:graphicFrameLocks noChangeAspect="1"/>
             </wp:cNvGraphicFramePr>
@@ -1081,7 +771,7 @@
                     <pic:cNvPicPr/>
                   </pic:nvPicPr>
                   <pic:blipFill>
-                    <a:blip r:embed="rId13"/>
+                    <a:blip r:embed="rId21"/>
                     <a:stretch>
                       <a:fillRect/>
                     </a:stretch>
@@ -1089,7 +779,7 @@
                   <pic:spPr>
                     <a:xfrm>
                       <a:off x="0" y="0"/>
-                      <a:ext cx="5852160" cy="4389120"/>
+                      <a:ext cx="5669280" cy="4953533"/>
                     </a:xfrm>
                     <a:prstGeom prst="rect"/>
                   </pic:spPr>
@@ -1102,288 +792,12 @@
     </w:p>
     <w:p>
       <w:pPr>
+        <w:spacing w:before="0" w:after="120"/>
         <w:jc w:val="center"/>
+        <w:keepNext/>
       </w:pPr>
       <w:r>
-        <w:t>รูป 5.7A.3 Journal Entry ฝั่งจ่ายเช็คหลังเคลียร์เช็คแล้ว</w:t>
-      </w:r>
-    </w:p>
-    <w:p>
-      <w:pPr>
-        <w:jc w:val="center"/>
-      </w:pPr>
-      <w:r>
-        <w:drawing>
-          <wp:inline xmlns:a="http://schemas.openxmlformats.org/drawingml/2006/main" xmlns:pic="http://schemas.openxmlformats.org/drawingml/2006/picture">
-            <wp:extent cx="5852160" cy="4389120"/>
-            <wp:docPr id="10" name="Picture 10"/>
-            <wp:cNvGraphicFramePr>
-              <a:graphicFrameLocks noChangeAspect="1"/>
-            </wp:cNvGraphicFramePr>
-            <a:graphic>
-              <a:graphicData uri="http://schemas.openxmlformats.org/drawingml/2006/picture">
-                <pic:pic>
-                  <pic:nvPicPr>
-                    <pic:cNvPr id="0" name="image.png"/>
-                    <pic:cNvPicPr/>
-                  </pic:nvPicPr>
-                  <pic:blipFill>
-                    <a:blip r:embed="rId14"/>
-                    <a:stretch>
-                      <a:fillRect/>
-                    </a:stretch>
-                  </pic:blipFill>
-                  <pic:spPr>
-                    <a:xfrm>
-                      <a:off x="0" y="0"/>
-                      <a:ext cx="5852160" cy="4389120"/>
-                    </a:xfrm>
-                    <a:prstGeom prst="rect"/>
-                  </pic:spPr>
-                </pic:pic>
-              </a:graphicData>
-            </a:graphic>
-          </wp:inline>
-        </w:drawing>
-      </w:r>
-    </w:p>
-    <w:p>
-      <w:pPr>
-        <w:jc w:val="center"/>
-      </w:pPr>
-      <w:r>
-        <w:t>รูป 5.7A.4 Journal Entry ฝั่งรับเช็คหลังเคลียร์เช็คแล้ว</w:t>
-      </w:r>
-    </w:p>
-    <w:p>
-      <w:r>
-        <w:t>คำอธิบายช่องสำคัญบนหน้าจอ</w:t>
-      </w:r>
-    </w:p>
-    <w:p>
-      <w:r>
-        <w:rPr>
-          <w:rFonts w:ascii="TH Sarabun New" w:hAnsi="TH Sarabun New" w:eastAsia="TH Sarabun New"/>
-          <w:b/>
-          <w:sz w:val="32"/>
-        </w:rPr>
-        <w:t>ฟิลด์ที่ต้องตรวจเมื่อเคลียร์เช็ค</w:t>
-      </w:r>
-    </w:p>
-    <w:tbl>
-      <w:tblPr>
-        <w:tblStyle w:val="TableGrid"/>
-        <w:tblW w:type="auto" w:w="0"/>
-        <w:tblLook w:firstColumn="1" w:firstRow="1" w:lastColumn="0" w:lastRow="0" w:noHBand="0" w:noVBand="1" w:val="04A0"/>
-      </w:tblPr>
-      <w:tblGrid>
-        <w:gridCol w:w="3312"/>
-        <w:gridCol w:w="3312"/>
-        <w:gridCol w:w="3312"/>
-      </w:tblGrid>
-      <w:tr>
-        <w:tc>
-          <w:tcPr>
-            <w:tcW w:type="dxa" w:w="3312"/>
-            <w:shd w:fill="D9EAF7"/>
-          </w:tcPr>
-          <w:p>
-            <w:r>
-              <w:rPr>
-                <w:rFonts w:ascii="TH Sarabun New" w:hAnsi="TH Sarabun New" w:eastAsia="TH Sarabun New"/>
-                <w:sz w:val="28"/>
-              </w:rPr>
-              <w:t>Field / Section</w:t>
-            </w:r>
-          </w:p>
-        </w:tc>
-        <w:tc>
-          <w:tcPr>
-            <w:tcW w:type="dxa" w:w="3312"/>
-            <w:shd w:fill="D9EAF7"/>
-          </w:tcPr>
-          <w:p>
-            <w:r>
-              <w:rPr>
-                <w:rFonts w:ascii="TH Sarabun New" w:hAnsi="TH Sarabun New" w:eastAsia="TH Sarabun New"/>
-                <w:sz w:val="28"/>
-              </w:rPr>
-              <w:t>ความหมาย</w:t>
-            </w:r>
-          </w:p>
-        </w:tc>
-        <w:tc>
-          <w:tcPr>
-            <w:tcW w:type="dxa" w:w="3312"/>
-            <w:shd w:fill="D9EAF7"/>
-          </w:tcPr>
-          <w:p>
-            <w:r>
-              <w:rPr>
-                <w:rFonts w:ascii="TH Sarabun New" w:hAnsi="TH Sarabun New" w:eastAsia="TH Sarabun New"/>
-                <w:sz w:val="28"/>
-              </w:rPr>
-              <w:t>วิธีใช้หรือค่าตัวอย่าง</w:t>
-            </w:r>
-          </w:p>
-        </w:tc>
-      </w:tr>
-      <w:tr>
-        <w:tc>
-          <w:tcPr>
-            <w:tcW w:type="dxa" w:w="3312"/>
-          </w:tcPr>
-          <w:p>
-            <w:r>
-              <w:rPr>
-                <w:rFonts w:ascii="TH Sarabun New" w:hAnsi="TH Sarabun New" w:eastAsia="TH Sarabun New"/>
-                <w:sz w:val="28"/>
-              </w:rPr>
-              <w:t>clearing_date</w:t>
-            </w:r>
-          </w:p>
-        </w:tc>
-        <w:tc>
-          <w:tcPr>
-            <w:tcW w:type="dxa" w:w="3312"/>
-          </w:tcPr>
-          <w:p>
-            <w:r>
-              <w:rPr>
-                <w:rFonts w:ascii="TH Sarabun New" w:hAnsi="TH Sarabun New" w:eastAsia="TH Sarabun New"/>
-                <w:sz w:val="28"/>
-              </w:rPr>
-              <w:t>วันที่ธนาคารเคลียร์เช็ค</w:t>
-            </w:r>
-          </w:p>
-        </w:tc>
-        <w:tc>
-          <w:tcPr>
-            <w:tcW w:type="dxa" w:w="3312"/>
-          </w:tcPr>
-          <w:p>
-            <w:r>
-              <w:rPr>
-                <w:rFonts w:ascii="TH Sarabun New" w:hAnsi="TH Sarabun New" w:eastAsia="TH Sarabun New"/>
-                <w:sz w:val="28"/>
-              </w:rPr>
-              <w:t>ควรตรงกับวันที่รับรู้รายการธนาคาร</w:t>
-            </w:r>
-          </w:p>
-        </w:tc>
-      </w:tr>
-      <w:tr>
-        <w:tc>
-          <w:tcPr>
-            <w:tcW w:type="dxa" w:w="3312"/>
-          </w:tcPr>
-          <w:p>
-            <w:r>
-              <w:rPr>
-                <w:rFonts w:ascii="TH Sarabun New" w:hAnsi="TH Sarabun New" w:eastAsia="TH Sarabun New"/>
-                <w:sz w:val="28"/>
-              </w:rPr>
-              <w:t>cheque_journal_entry_id</w:t>
-            </w:r>
-          </w:p>
-        </w:tc>
-        <w:tc>
-          <w:tcPr>
-            <w:tcW w:type="dxa" w:w="3312"/>
-          </w:tcPr>
-          <w:p>
-            <w:r>
-              <w:rPr>
-                <w:rFonts w:ascii="TH Sarabun New" w:hAnsi="TH Sarabun New" w:eastAsia="TH Sarabun New"/>
-                <w:sz w:val="28"/>
-              </w:rPr>
-              <w:t>Journal Entry ที่เกิดจากขั้นเคลียร์เช็ค</w:t>
-            </w:r>
-          </w:p>
-        </w:tc>
-        <w:tc>
-          <w:tcPr>
-            <w:tcW w:type="dxa" w:w="3312"/>
-          </w:tcPr>
-          <w:p>
-            <w:r>
-              <w:rPr>
-                <w:rFonts w:ascii="TH Sarabun New" w:hAnsi="TH Sarabun New" w:eastAsia="TH Sarabun New"/>
-                <w:sz w:val="28"/>
-              </w:rPr>
-              <w:t>ใช้ตรวจเดบิต/เครดิตธนาคารและบัญชีพัก</w:t>
-            </w:r>
-          </w:p>
-        </w:tc>
-      </w:tr>
-      <w:tr>
-        <w:tc>
-          <w:tcPr>
-            <w:tcW w:type="dxa" w:w="3312"/>
-          </w:tcPr>
-          <w:p>
-            <w:r>
-              <w:rPr>
-                <w:rFonts w:ascii="TH Sarabun New" w:hAnsi="TH Sarabun New" w:eastAsia="TH Sarabun New"/>
-                <w:sz w:val="28"/>
-              </w:rPr>
-              <w:t>count_payment_move / count_reversed_move</w:t>
-            </w:r>
-          </w:p>
-        </w:tc>
-        <w:tc>
-          <w:tcPr>
-            <w:tcW w:type="dxa" w:w="3312"/>
-          </w:tcPr>
-          <w:p>
-            <w:r>
-              <w:rPr>
-                <w:rFonts w:ascii="TH Sarabun New" w:hAnsi="TH Sarabun New" w:eastAsia="TH Sarabun New"/>
-                <w:sz w:val="28"/>
-              </w:rPr>
-              <w:t>จำนวนรายการบัญชีและกลับรายการที่ผูกกับเช็ค</w:t>
-            </w:r>
-          </w:p>
-        </w:tc>
-        <w:tc>
-          <w:tcPr>
-            <w:tcW w:type="dxa" w:w="3312"/>
-          </w:tcPr>
-          <w:p>
-            <w:r>
-              <w:rPr>
-                <w:rFonts w:ascii="TH Sarabun New" w:hAnsi="TH Sarabun New" w:eastAsia="TH Sarabun New"/>
-                <w:sz w:val="28"/>
-              </w:rPr>
-              <w:t>ใช้ควบคุมการตรวจสอบย้อนหลัง</w:t>
-            </w:r>
-          </w:p>
-        </w:tc>
-      </w:tr>
-    </w:tbl>
-    <w:p>
-      <w:r>
-        <w:t>สิ่งที่ควรตรวจสอบก่อนบันทึก</w:t>
-      </w:r>
-    </w:p>
-    <w:p>
-      <w:pPr>
-        <w:pStyle w:val="ListBullet"/>
-      </w:pPr>
-      <w:r>
-        <w:rPr>
-          <w:rFonts w:ascii="TH Sarabun New" w:hAnsi="TH Sarabun New" w:eastAsia="TH Sarabun New"/>
-          <w:sz w:val="32"/>
-        </w:rPr>
-        <w:t>อย่ากด Done ข้ามขั้นโดยไม่ระบุวันที่เคลียร์ที่ถูกต้อง เพราะจะกระทบ period ของบัญชีธนาคาร</w:t>
-      </w:r>
-    </w:p>
-    <w:p>
-      <w:pPr>
-        <w:pStyle w:val="ListBullet"/>
-      </w:pPr>
-      <w:r>
-        <w:t>ถ้าต้องย้อนรายการ ควรใช้ ลำดับการทำงาน Void/Cancel ของโมดูลเช็ค ไม่ควรแก้ Journal Entry ตรงโดยไม่มีเหตุผล</w:t>
+        <w:t>ภาพ Journal Entry หลังเคลียร์เช็คจ่าย พร้อมคำอธิบาย Dr/Cr</w:t>
       </w:r>
     </w:p>
   </w:body>
